--- a/INSURANCE FRAUD DETECTION USING MACHINE LEARNING.docx
+++ b/INSURANCE FRAUD DETECTION USING MACHINE LEARNING.docx
@@ -270,6 +270,377 @@
     <w:p>
       <w:r>
         <w:t>The goal is to develop a Machine Learning model that predicts whether a claim is Fraudulent (1) or Genuine (0).</w:t>
+      </w:r>
+    </w:p>
+    <w:p/>
+    <w:p/>
+    <w:p>
+      <w:pPr>
+        <w:rPr>
+          <w:sz w:val="32"/>
+          <w:szCs w:val="32"/>
+        </w:rPr>
+      </w:pPr>
+      <w:r>
+        <w:rPr>
+          <w:sz w:val="32"/>
+          <w:szCs w:val="32"/>
+        </w:rPr>
+        <w:lastRenderedPageBreak/>
+        <w:t>Activity 1.2 – Business Requirements</w:t>
+      </w:r>
+    </w:p>
+    <w:p>
+      <w:pPr>
+        <w:rPr>
+          <w:sz w:val="28"/>
+          <w:szCs w:val="28"/>
+        </w:rPr>
+      </w:pPr>
+      <w:r>
+        <w:rPr>
+          <w:sz w:val="28"/>
+          <w:szCs w:val="28"/>
+        </w:rPr>
+        <w:t>Functional Requirements</w:t>
+      </w:r>
+      <w:r>
+        <w:rPr>
+          <w:sz w:val="28"/>
+          <w:szCs w:val="28"/>
+        </w:rPr>
+        <w:t>:</w:t>
+      </w:r>
+    </w:p>
+    <w:p>
+      <w:r>
+        <w:t>The system should:</w:t>
+      </w:r>
+    </w:p>
+    <w:p>
+      <w:pPr>
+        <w:pStyle w:val="ListParagraph"/>
+        <w:numPr>
+          <w:ilvl w:val="0"/>
+          <w:numId w:val="5"/>
+        </w:numPr>
+      </w:pPr>
+      <w:r>
+        <w:t>Accept insurance claim data as input.</w:t>
+      </w:r>
+    </w:p>
+    <w:p>
+      <w:pPr>
+        <w:pStyle w:val="ListParagraph"/>
+        <w:numPr>
+          <w:ilvl w:val="0"/>
+          <w:numId w:val="5"/>
+        </w:numPr>
+      </w:pPr>
+      <w:r>
+        <w:t>Process and clean the data (handle missing values, encode categorical variables).</w:t>
+      </w:r>
+    </w:p>
+    <w:p>
+      <w:pPr>
+        <w:pStyle w:val="ListParagraph"/>
+        <w:numPr>
+          <w:ilvl w:val="0"/>
+          <w:numId w:val="5"/>
+        </w:numPr>
+      </w:pPr>
+      <w:proofErr w:type="spellStart"/>
+      <w:r>
+        <w:t>Analyze</w:t>
+      </w:r>
+      <w:proofErr w:type="spellEnd"/>
+      <w:r>
+        <w:t xml:space="preserve"> claim features such as:</w:t>
+      </w:r>
+    </w:p>
+    <w:p>
+      <w:pPr>
+        <w:pStyle w:val="ListParagraph"/>
+        <w:numPr>
+          <w:ilvl w:val="0"/>
+          <w:numId w:val="8"/>
+        </w:numPr>
+      </w:pPr>
+      <w:r>
+        <w:t>Claim amount</w:t>
+      </w:r>
+    </w:p>
+    <w:p>
+      <w:pPr>
+        <w:pStyle w:val="ListParagraph"/>
+        <w:numPr>
+          <w:ilvl w:val="0"/>
+          <w:numId w:val="8"/>
+        </w:numPr>
+      </w:pPr>
+      <w:r>
+        <w:t>Customer details</w:t>
+      </w:r>
+    </w:p>
+    <w:p>
+      <w:pPr>
+        <w:pStyle w:val="ListParagraph"/>
+        <w:numPr>
+          <w:ilvl w:val="0"/>
+          <w:numId w:val="8"/>
+        </w:numPr>
+      </w:pPr>
+      <w:r>
+        <w:t>Incident type</w:t>
+      </w:r>
+    </w:p>
+    <w:p>
+      <w:pPr>
+        <w:pStyle w:val="ListParagraph"/>
+        <w:numPr>
+          <w:ilvl w:val="0"/>
+          <w:numId w:val="8"/>
+        </w:numPr>
+      </w:pPr>
+      <w:r>
+        <w:t>Policy information</w:t>
+      </w:r>
+    </w:p>
+    <w:p>
+      <w:pPr>
+        <w:pStyle w:val="ListParagraph"/>
+        <w:numPr>
+          <w:ilvl w:val="0"/>
+          <w:numId w:val="5"/>
+        </w:numPr>
+      </w:pPr>
+      <w:r>
+        <w:t>Classify each claim as:</w:t>
+      </w:r>
+    </w:p>
+    <w:p>
+      <w:pPr>
+        <w:pStyle w:val="ListParagraph"/>
+        <w:numPr>
+          <w:ilvl w:val="0"/>
+          <w:numId w:val="11"/>
+        </w:numPr>
+      </w:pPr>
+      <w:r>
+        <w:t>Fraudulent (1)</w:t>
+      </w:r>
+    </w:p>
+    <w:p>
+      <w:pPr>
+        <w:pStyle w:val="ListParagraph"/>
+        <w:numPr>
+          <w:ilvl w:val="0"/>
+          <w:numId w:val="11"/>
+        </w:numPr>
+      </w:pPr>
+      <w:r>
+        <w:t>Genuine (0)</w:t>
+      </w:r>
+    </w:p>
+    <w:p>
+      <w:pPr>
+        <w:pStyle w:val="ListParagraph"/>
+        <w:numPr>
+          <w:ilvl w:val="0"/>
+          <w:numId w:val="5"/>
+        </w:numPr>
+      </w:pPr>
+      <w:r>
+        <w:t>Display prediction results to the user.</w:t>
+      </w:r>
+    </w:p>
+    <w:p>
+      <w:pPr>
+        <w:pStyle w:val="ListParagraph"/>
+        <w:numPr>
+          <w:ilvl w:val="0"/>
+          <w:numId w:val="5"/>
+        </w:numPr>
+      </w:pPr>
+      <w:r>
+        <w:t>Store prediction results for future reference.</w:t>
+      </w:r>
+    </w:p>
+    <w:p>
+      <w:pPr>
+        <w:rPr>
+          <w:sz w:val="28"/>
+          <w:szCs w:val="28"/>
+        </w:rPr>
+      </w:pPr>
+      <w:r>
+        <w:rPr>
+          <w:sz w:val="28"/>
+          <w:szCs w:val="28"/>
+        </w:rPr>
+        <w:t>Non-Functional Requirements</w:t>
+      </w:r>
+      <w:r>
+        <w:rPr>
+          <w:sz w:val="28"/>
+          <w:szCs w:val="28"/>
+        </w:rPr>
+        <w:t>:</w:t>
+      </w:r>
+    </w:p>
+    <w:p>
+      <w:r>
+        <w:t>The system should:</w:t>
+      </w:r>
+    </w:p>
+    <w:p>
+      <w:pPr>
+        <w:pStyle w:val="ListParagraph"/>
+        <w:numPr>
+          <w:ilvl w:val="0"/>
+          <w:numId w:val="4"/>
+        </w:numPr>
+      </w:pPr>
+      <w:r>
+        <w:t>Provide predictions quickly (low response time).</w:t>
+      </w:r>
+    </w:p>
+    <w:p>
+      <w:pPr>
+        <w:pStyle w:val="ListParagraph"/>
+        <w:numPr>
+          <w:ilvl w:val="0"/>
+          <w:numId w:val="4"/>
+        </w:numPr>
+      </w:pPr>
+      <w:r>
+        <w:t>Be scalable to handle large volumes of claims.</w:t>
+      </w:r>
+    </w:p>
+    <w:p>
+      <w:pPr>
+        <w:pStyle w:val="ListParagraph"/>
+        <w:numPr>
+          <w:ilvl w:val="0"/>
+          <w:numId w:val="4"/>
+        </w:numPr>
+      </w:pPr>
+      <w:r>
+        <w:t>Ensure data privacy and security.</w:t>
+      </w:r>
+    </w:p>
+    <w:p>
+      <w:pPr>
+        <w:pStyle w:val="ListParagraph"/>
+        <w:numPr>
+          <w:ilvl w:val="0"/>
+          <w:numId w:val="4"/>
+        </w:numPr>
+      </w:pPr>
+      <w:r>
+        <w:t>Be user-friendly and easy to operate.</w:t>
+      </w:r>
+    </w:p>
+    <w:p>
+      <w:pPr>
+        <w:pStyle w:val="ListParagraph"/>
+        <w:numPr>
+          <w:ilvl w:val="0"/>
+          <w:numId w:val="4"/>
+        </w:numPr>
+      </w:pPr>
+      <w:r>
+        <w:t>Provide reliable and consistent predictions.</w:t>
+      </w:r>
+    </w:p>
+    <w:p>
+      <w:pPr>
+        <w:rPr>
+          <w:sz w:val="28"/>
+          <w:szCs w:val="28"/>
+        </w:rPr>
+      </w:pPr>
+      <w:r>
+        <w:rPr>
+          <w:sz w:val="28"/>
+          <w:szCs w:val="28"/>
+        </w:rPr>
+        <w:t>Data Requirements</w:t>
+      </w:r>
+      <w:r>
+        <w:rPr>
+          <w:sz w:val="28"/>
+          <w:szCs w:val="28"/>
+        </w:rPr>
+        <w:t>:</w:t>
+      </w:r>
+    </w:p>
+    <w:p>
+      <w:pPr>
+        <w:pStyle w:val="ListParagraph"/>
+        <w:numPr>
+          <w:ilvl w:val="0"/>
+          <w:numId w:val="4"/>
+        </w:numPr>
+      </w:pPr>
+      <w:r>
+        <w:t>The system requires:</w:t>
+      </w:r>
+    </w:p>
+    <w:p>
+      <w:pPr>
+        <w:pStyle w:val="ListParagraph"/>
+        <w:numPr>
+          <w:ilvl w:val="0"/>
+          <w:numId w:val="4"/>
+        </w:numPr>
+      </w:pPr>
+      <w:r>
+        <w:t>Historical insurance claim dataset.</w:t>
+      </w:r>
+    </w:p>
+    <w:p>
+      <w:pPr>
+        <w:pStyle w:val="ListParagraph"/>
+        <w:numPr>
+          <w:ilvl w:val="0"/>
+          <w:numId w:val="4"/>
+        </w:numPr>
+      </w:pPr>
+      <w:r>
+        <w:t xml:space="preserve">Properly </w:t>
+      </w:r>
+      <w:proofErr w:type="spellStart"/>
+      <w:r>
+        <w:t>labeled</w:t>
+      </w:r>
+      <w:proofErr w:type="spellEnd"/>
+      <w:r>
+        <w:t xml:space="preserve"> data (Fraud / Non-Fraud).</w:t>
+      </w:r>
+    </w:p>
+    <w:p>
+      <w:pPr>
+        <w:pStyle w:val="ListParagraph"/>
+        <w:numPr>
+          <w:ilvl w:val="0"/>
+          <w:numId w:val="4"/>
+        </w:numPr>
+      </w:pPr>
+      <w:r>
+        <w:t>Clean and structured data format (CSV preferred).</w:t>
+      </w:r>
+    </w:p>
+    <w:p>
+      <w:pPr>
+        <w:pStyle w:val="ListParagraph"/>
+        <w:numPr>
+          <w:ilvl w:val="0"/>
+          <w:numId w:val="4"/>
+        </w:numPr>
+      </w:pPr>
+      <w:r>
+        <w:t>Balanced dataset or techniques to handle imbalance.</w:t>
       </w:r>
     </w:p>
     <w:sectPr>
@@ -285,6 +656,92 @@
 <file path=word/numbering.xml><?xml version="1.0" encoding="utf-8"?>
 <w:numbering xmlns:wpc="http://schemas.microsoft.com/office/word/2010/wordprocessingCanvas" xmlns:cx="http://schemas.microsoft.com/office/drawing/2014/chartex" xmlns:cx1="http://schemas.microsoft.com/office/drawing/2015/9/8/chartex" xmlns:cx2="http://schemas.microsoft.com/office/drawing/2015/10/21/chartex" xmlns:cx3="http://schemas.microsoft.com/office/drawing/2016/5/9/chartex" xmlns:cx4="http://schemas.microsoft.com/office/drawing/2016/5/10/chartex" xmlns:cx5="http://schemas.microsoft.com/office/drawing/2016/5/11/chartex" xmlns:cx6="http://schemas.microsoft.com/office/drawing/2016/5/12/chartex" xmlns:cx7="http://schemas.microsoft.com/office/drawing/2016/5/13/chartex" xmlns:cx8="http://schemas.microsoft.com/office/drawing/2016/5/14/chartex" xmlns:mc="http://schemas.openxmlformats.org/markup-compatibility/2006" xmlns:aink="http://schemas.microsoft.com/office/drawing/2016/ink" xmlns:am3d="http://schemas.microsoft.com/office/drawing/2017/model3d" xmlns:o="urn:schemas-microsoft-com:office:office" xmlns:oel="http://schemas.microsoft.com/office/2019/extlst" xmlns:r="http://schemas.openxmlformats.org/officeDocument/2006/relationships" xmlns:m="http://schemas.openxmlformats.org/officeDocument/2006/math" xmlns:v="urn:schemas-microsoft-com:vml" xmlns:wp14="http://schemas.microsoft.com/office/word/2010/wordprocessingDrawing" xmlns:wp="http://schemas.openxmlformats.org/drawingml/2006/wordprocessingDrawing" xmlns:w10="urn:schemas-microsoft-com:office:word" xmlns:w="http://schemas.openxmlformats.org/wordprocessingml/2006/main" xmlns:w14="http://schemas.microsoft.com/office/word/2010/wordml" xmlns:w15="http://schemas.microsoft.com/office/word/2012/wordml" xmlns:w16cex="http://schemas.microsoft.com/office/word/2018/wordml/cex" xmlns:w16cid="http://schemas.microsoft.com/office/word/2016/wordml/cid" xmlns:w16="http://schemas.microsoft.com/office/word/2018/wordml" xmlns:w16du="http://schemas.microsoft.com/office/word/2023/wordml/word16du" xmlns:w16sdtdh="http://schemas.microsoft.com/office/word/2020/wordml/sdtdatahash" xmlns:w16sdtfl="http://schemas.microsoft.com/office/word/2024/wordml/sdtformatlock" xmlns:w16se="http://schemas.microsoft.com/office/word/2015/wordml/symex" xmlns:wpg="http://schemas.microsoft.com/office/word/2010/wordprocessingGroup" xmlns:wpi="http://schemas.microsoft.com/office/word/2010/wordprocessingInk" xmlns:wne="http://schemas.microsoft.com/office/word/2006/wordml" xmlns:wps="http://schemas.microsoft.com/office/word/2010/wordprocessingShape" mc:Ignorable="w14 w15 w16se w16cid w16 w16cex w16sdtdh w16sdtfl w16du wp14">
   <w:abstractNum w:abstractNumId="0" w15:restartNumberingAfterBreak="0">
+    <w:nsid w:val="04AC6DD9"/>
+    <w:multiLevelType w:val="hybridMultilevel"/>
+    <w:tmpl w:val="25AE0942"/>
+    <w:lvl w:ilvl="0" w:tplc="4009000F">
+      <w:start w:val="1"/>
+      <w:numFmt w:val="decimal"/>
+      <w:lvlText w:val="%1."/>
+      <w:lvlJc w:val="left"/>
+      <w:pPr>
+        <w:ind w:left="720" w:hanging="360"/>
+      </w:pPr>
+    </w:lvl>
+    <w:lvl w:ilvl="1" w:tplc="40090019" w:tentative="1">
+      <w:start w:val="1"/>
+      <w:numFmt w:val="lowerLetter"/>
+      <w:lvlText w:val="%2."/>
+      <w:lvlJc w:val="left"/>
+      <w:pPr>
+        <w:ind w:left="1440" w:hanging="360"/>
+      </w:pPr>
+    </w:lvl>
+    <w:lvl w:ilvl="2" w:tplc="4009001B" w:tentative="1">
+      <w:start w:val="1"/>
+      <w:numFmt w:val="lowerRoman"/>
+      <w:lvlText w:val="%3."/>
+      <w:lvlJc w:val="right"/>
+      <w:pPr>
+        <w:ind w:left="2160" w:hanging="180"/>
+      </w:pPr>
+    </w:lvl>
+    <w:lvl w:ilvl="3" w:tplc="4009000F" w:tentative="1">
+      <w:start w:val="1"/>
+      <w:numFmt w:val="decimal"/>
+      <w:lvlText w:val="%4."/>
+      <w:lvlJc w:val="left"/>
+      <w:pPr>
+        <w:ind w:left="2880" w:hanging="360"/>
+      </w:pPr>
+    </w:lvl>
+    <w:lvl w:ilvl="4" w:tplc="40090019" w:tentative="1">
+      <w:start w:val="1"/>
+      <w:numFmt w:val="lowerLetter"/>
+      <w:lvlText w:val="%5."/>
+      <w:lvlJc w:val="left"/>
+      <w:pPr>
+        <w:ind w:left="3600" w:hanging="360"/>
+      </w:pPr>
+    </w:lvl>
+    <w:lvl w:ilvl="5" w:tplc="4009001B" w:tentative="1">
+      <w:start w:val="1"/>
+      <w:numFmt w:val="lowerRoman"/>
+      <w:lvlText w:val="%6."/>
+      <w:lvlJc w:val="right"/>
+      <w:pPr>
+        <w:ind w:left="4320" w:hanging="180"/>
+      </w:pPr>
+    </w:lvl>
+    <w:lvl w:ilvl="6" w:tplc="4009000F" w:tentative="1">
+      <w:start w:val="1"/>
+      <w:numFmt w:val="decimal"/>
+      <w:lvlText w:val="%7."/>
+      <w:lvlJc w:val="left"/>
+      <w:pPr>
+        <w:ind w:left="5040" w:hanging="360"/>
+      </w:pPr>
+    </w:lvl>
+    <w:lvl w:ilvl="7" w:tplc="40090019" w:tentative="1">
+      <w:start w:val="1"/>
+      <w:numFmt w:val="lowerLetter"/>
+      <w:lvlText w:val="%8."/>
+      <w:lvlJc w:val="left"/>
+      <w:pPr>
+        <w:ind w:left="5760" w:hanging="360"/>
+      </w:pPr>
+    </w:lvl>
+    <w:lvl w:ilvl="8" w:tplc="4009001B" w:tentative="1">
+      <w:start w:val="1"/>
+      <w:numFmt w:val="lowerRoman"/>
+      <w:lvlText w:val="%9."/>
+      <w:lvlJc w:val="right"/>
+      <w:pPr>
+        <w:ind w:left="6480" w:hanging="180"/>
+      </w:pPr>
+    </w:lvl>
+  </w:abstractNum>
+  <w:abstractNum w:abstractNumId="1" w15:restartNumberingAfterBreak="0">
     <w:nsid w:val="0A563E4F"/>
     <w:multiLevelType w:val="hybridMultilevel"/>
     <w:tmpl w:val="DE3E8E46"/>
@@ -397,7 +854,292 @@
       </w:rPr>
     </w:lvl>
   </w:abstractNum>
-  <w:abstractNum w:abstractNumId="1" w15:restartNumberingAfterBreak="0">
+  <w:abstractNum w:abstractNumId="2" w15:restartNumberingAfterBreak="0">
+    <w:nsid w:val="0BE6351E"/>
+    <w:multiLevelType w:val="hybridMultilevel"/>
+    <w:tmpl w:val="E32457D0"/>
+    <w:lvl w:ilvl="0" w:tplc="40090001">
+      <w:start w:val="1"/>
+      <w:numFmt w:val="bullet"/>
+      <w:lvlText w:val=""/>
+      <w:lvlJc w:val="left"/>
+      <w:pPr>
+        <w:ind w:left="720" w:hanging="360"/>
+      </w:pPr>
+      <w:rPr>
+        <w:rFonts w:ascii="Symbol" w:hAnsi="Symbol" w:hint="default"/>
+      </w:rPr>
+    </w:lvl>
+    <w:lvl w:ilvl="1" w:tplc="40090003" w:tentative="1">
+      <w:start w:val="1"/>
+      <w:numFmt w:val="bullet"/>
+      <w:lvlText w:val="o"/>
+      <w:lvlJc w:val="left"/>
+      <w:pPr>
+        <w:ind w:left="1440" w:hanging="360"/>
+      </w:pPr>
+      <w:rPr>
+        <w:rFonts w:ascii="Courier New" w:hAnsi="Courier New" w:cs="Courier New" w:hint="default"/>
+      </w:rPr>
+    </w:lvl>
+    <w:lvl w:ilvl="2" w:tplc="40090005" w:tentative="1">
+      <w:start w:val="1"/>
+      <w:numFmt w:val="bullet"/>
+      <w:lvlText w:val=""/>
+      <w:lvlJc w:val="left"/>
+      <w:pPr>
+        <w:ind w:left="2160" w:hanging="360"/>
+      </w:pPr>
+      <w:rPr>
+        <w:rFonts w:ascii="Wingdings" w:hAnsi="Wingdings" w:hint="default"/>
+      </w:rPr>
+    </w:lvl>
+    <w:lvl w:ilvl="3" w:tplc="40090001" w:tentative="1">
+      <w:start w:val="1"/>
+      <w:numFmt w:val="bullet"/>
+      <w:lvlText w:val=""/>
+      <w:lvlJc w:val="left"/>
+      <w:pPr>
+        <w:ind w:left="2880" w:hanging="360"/>
+      </w:pPr>
+      <w:rPr>
+        <w:rFonts w:ascii="Symbol" w:hAnsi="Symbol" w:hint="default"/>
+      </w:rPr>
+    </w:lvl>
+    <w:lvl w:ilvl="4" w:tplc="40090003" w:tentative="1">
+      <w:start w:val="1"/>
+      <w:numFmt w:val="bullet"/>
+      <w:lvlText w:val="o"/>
+      <w:lvlJc w:val="left"/>
+      <w:pPr>
+        <w:ind w:left="3600" w:hanging="360"/>
+      </w:pPr>
+      <w:rPr>
+        <w:rFonts w:ascii="Courier New" w:hAnsi="Courier New" w:cs="Courier New" w:hint="default"/>
+      </w:rPr>
+    </w:lvl>
+    <w:lvl w:ilvl="5" w:tplc="40090005" w:tentative="1">
+      <w:start w:val="1"/>
+      <w:numFmt w:val="bullet"/>
+      <w:lvlText w:val=""/>
+      <w:lvlJc w:val="left"/>
+      <w:pPr>
+        <w:ind w:left="4320" w:hanging="360"/>
+      </w:pPr>
+      <w:rPr>
+        <w:rFonts w:ascii="Wingdings" w:hAnsi="Wingdings" w:hint="default"/>
+      </w:rPr>
+    </w:lvl>
+    <w:lvl w:ilvl="6" w:tplc="40090001" w:tentative="1">
+      <w:start w:val="1"/>
+      <w:numFmt w:val="bullet"/>
+      <w:lvlText w:val=""/>
+      <w:lvlJc w:val="left"/>
+      <w:pPr>
+        <w:ind w:left="5040" w:hanging="360"/>
+      </w:pPr>
+      <w:rPr>
+        <w:rFonts w:ascii="Symbol" w:hAnsi="Symbol" w:hint="default"/>
+      </w:rPr>
+    </w:lvl>
+    <w:lvl w:ilvl="7" w:tplc="40090003" w:tentative="1">
+      <w:start w:val="1"/>
+      <w:numFmt w:val="bullet"/>
+      <w:lvlText w:val="o"/>
+      <w:lvlJc w:val="left"/>
+      <w:pPr>
+        <w:ind w:left="5760" w:hanging="360"/>
+      </w:pPr>
+      <w:rPr>
+        <w:rFonts w:ascii="Courier New" w:hAnsi="Courier New" w:cs="Courier New" w:hint="default"/>
+      </w:rPr>
+    </w:lvl>
+    <w:lvl w:ilvl="8" w:tplc="40090005" w:tentative="1">
+      <w:start w:val="1"/>
+      <w:numFmt w:val="bullet"/>
+      <w:lvlText w:val=""/>
+      <w:lvlJc w:val="left"/>
+      <w:pPr>
+        <w:ind w:left="6480" w:hanging="360"/>
+      </w:pPr>
+      <w:rPr>
+        <w:rFonts w:ascii="Wingdings" w:hAnsi="Wingdings" w:hint="default"/>
+      </w:rPr>
+    </w:lvl>
+  </w:abstractNum>
+  <w:abstractNum w:abstractNumId="3" w15:restartNumberingAfterBreak="0">
+    <w:nsid w:val="188B3DA3"/>
+    <w:multiLevelType w:val="multilevel"/>
+    <w:tmpl w:val="79F64A86"/>
+    <w:lvl w:ilvl="0">
+      <w:start w:val="1"/>
+      <w:numFmt w:val="decimal"/>
+      <w:lvlText w:val="%1)"/>
+      <w:lvlJc w:val="left"/>
+      <w:pPr>
+        <w:ind w:left="360" w:hanging="360"/>
+      </w:pPr>
+    </w:lvl>
+    <w:lvl w:ilvl="1">
+      <w:start w:val="1"/>
+      <w:numFmt w:val="decimal"/>
+      <w:lvlText w:val="%2."/>
+      <w:lvlJc w:val="left"/>
+      <w:pPr>
+        <w:ind w:left="720" w:hanging="360"/>
+      </w:pPr>
+    </w:lvl>
+    <w:lvl w:ilvl="2">
+      <w:start w:val="1"/>
+      <w:numFmt w:val="lowerRoman"/>
+      <w:lvlText w:val="%3)"/>
+      <w:lvlJc w:val="left"/>
+      <w:pPr>
+        <w:ind w:left="1080" w:hanging="360"/>
+      </w:pPr>
+    </w:lvl>
+    <w:lvl w:ilvl="3">
+      <w:start w:val="1"/>
+      <w:numFmt w:val="decimal"/>
+      <w:lvlText w:val="(%4)"/>
+      <w:lvlJc w:val="left"/>
+      <w:pPr>
+        <w:ind w:left="1440" w:hanging="360"/>
+      </w:pPr>
+    </w:lvl>
+    <w:lvl w:ilvl="4">
+      <w:start w:val="1"/>
+      <w:numFmt w:val="lowerLetter"/>
+      <w:lvlText w:val="(%5)"/>
+      <w:lvlJc w:val="left"/>
+      <w:pPr>
+        <w:ind w:left="1800" w:hanging="360"/>
+      </w:pPr>
+    </w:lvl>
+    <w:lvl w:ilvl="5">
+      <w:start w:val="1"/>
+      <w:numFmt w:val="lowerRoman"/>
+      <w:lvlText w:val="(%6)"/>
+      <w:lvlJc w:val="left"/>
+      <w:pPr>
+        <w:ind w:left="2160" w:hanging="360"/>
+      </w:pPr>
+    </w:lvl>
+    <w:lvl w:ilvl="6">
+      <w:start w:val="1"/>
+      <w:numFmt w:val="decimal"/>
+      <w:lvlText w:val="%7."/>
+      <w:lvlJc w:val="left"/>
+      <w:pPr>
+        <w:ind w:left="2520" w:hanging="360"/>
+      </w:pPr>
+    </w:lvl>
+    <w:lvl w:ilvl="7">
+      <w:start w:val="1"/>
+      <w:numFmt w:val="lowerLetter"/>
+      <w:lvlText w:val="%8."/>
+      <w:lvlJc w:val="left"/>
+      <w:pPr>
+        <w:ind w:left="2880" w:hanging="360"/>
+      </w:pPr>
+    </w:lvl>
+    <w:lvl w:ilvl="8">
+      <w:start w:val="1"/>
+      <w:numFmt w:val="lowerRoman"/>
+      <w:lvlText w:val="%9."/>
+      <w:lvlJc w:val="left"/>
+      <w:pPr>
+        <w:ind w:left="3240" w:hanging="360"/>
+      </w:pPr>
+    </w:lvl>
+  </w:abstractNum>
+  <w:abstractNum w:abstractNumId="4" w15:restartNumberingAfterBreak="0">
+    <w:nsid w:val="1F872BAE"/>
+    <w:multiLevelType w:val="multilevel"/>
+    <w:tmpl w:val="4009001D"/>
+    <w:lvl w:ilvl="0">
+      <w:start w:val="1"/>
+      <w:numFmt w:val="decimal"/>
+      <w:lvlText w:val="%1)"/>
+      <w:lvlJc w:val="left"/>
+      <w:pPr>
+        <w:ind w:left="360" w:hanging="360"/>
+      </w:pPr>
+    </w:lvl>
+    <w:lvl w:ilvl="1">
+      <w:start w:val="1"/>
+      <w:numFmt w:val="lowerLetter"/>
+      <w:lvlText w:val="%2)"/>
+      <w:lvlJc w:val="left"/>
+      <w:pPr>
+        <w:ind w:left="720" w:hanging="360"/>
+      </w:pPr>
+    </w:lvl>
+    <w:lvl w:ilvl="2">
+      <w:start w:val="1"/>
+      <w:numFmt w:val="lowerRoman"/>
+      <w:lvlText w:val="%3)"/>
+      <w:lvlJc w:val="left"/>
+      <w:pPr>
+        <w:ind w:left="1080" w:hanging="360"/>
+      </w:pPr>
+    </w:lvl>
+    <w:lvl w:ilvl="3">
+      <w:start w:val="1"/>
+      <w:numFmt w:val="decimal"/>
+      <w:lvlText w:val="(%4)"/>
+      <w:lvlJc w:val="left"/>
+      <w:pPr>
+        <w:ind w:left="1440" w:hanging="360"/>
+      </w:pPr>
+    </w:lvl>
+    <w:lvl w:ilvl="4">
+      <w:start w:val="1"/>
+      <w:numFmt w:val="lowerLetter"/>
+      <w:lvlText w:val="(%5)"/>
+      <w:lvlJc w:val="left"/>
+      <w:pPr>
+        <w:ind w:left="1800" w:hanging="360"/>
+      </w:pPr>
+    </w:lvl>
+    <w:lvl w:ilvl="5">
+      <w:start w:val="1"/>
+      <w:numFmt w:val="lowerRoman"/>
+      <w:lvlText w:val="(%6)"/>
+      <w:lvlJc w:val="left"/>
+      <w:pPr>
+        <w:ind w:left="2160" w:hanging="360"/>
+      </w:pPr>
+    </w:lvl>
+    <w:lvl w:ilvl="6">
+      <w:start w:val="1"/>
+      <w:numFmt w:val="decimal"/>
+      <w:lvlText w:val="%7."/>
+      <w:lvlJc w:val="left"/>
+      <w:pPr>
+        <w:ind w:left="2520" w:hanging="360"/>
+      </w:pPr>
+    </w:lvl>
+    <w:lvl w:ilvl="7">
+      <w:start w:val="1"/>
+      <w:numFmt w:val="lowerLetter"/>
+      <w:lvlText w:val="%8."/>
+      <w:lvlJc w:val="left"/>
+      <w:pPr>
+        <w:ind w:left="2880" w:hanging="360"/>
+      </w:pPr>
+    </w:lvl>
+    <w:lvl w:ilvl="8">
+      <w:start w:val="1"/>
+      <w:numFmt w:val="lowerRoman"/>
+      <w:lvlText w:val="%9."/>
+      <w:lvlJc w:val="left"/>
+      <w:pPr>
+        <w:ind w:left="3240" w:hanging="360"/>
+      </w:pPr>
+    </w:lvl>
+  </w:abstractNum>
+  <w:abstractNum w:abstractNumId="5" w15:restartNumberingAfterBreak="0">
     <w:nsid w:val="299F6904"/>
     <w:multiLevelType w:val="hybridMultilevel"/>
     <w:tmpl w:val="EA183BBE"/>
@@ -483,7 +1225,93 @@
       </w:pPr>
     </w:lvl>
   </w:abstractNum>
-  <w:abstractNum w:abstractNumId="2" w15:restartNumberingAfterBreak="0">
+  <w:abstractNum w:abstractNumId="6" w15:restartNumberingAfterBreak="0">
+    <w:nsid w:val="30852799"/>
+    <w:multiLevelType w:val="multilevel"/>
+    <w:tmpl w:val="79F64A86"/>
+    <w:lvl w:ilvl="0">
+      <w:start w:val="1"/>
+      <w:numFmt w:val="decimal"/>
+      <w:lvlText w:val="%1)"/>
+      <w:lvlJc w:val="left"/>
+      <w:pPr>
+        <w:ind w:left="360" w:hanging="360"/>
+      </w:pPr>
+    </w:lvl>
+    <w:lvl w:ilvl="1">
+      <w:start w:val="1"/>
+      <w:numFmt w:val="decimal"/>
+      <w:lvlText w:val="%2."/>
+      <w:lvlJc w:val="left"/>
+      <w:pPr>
+        <w:ind w:left="720" w:hanging="360"/>
+      </w:pPr>
+    </w:lvl>
+    <w:lvl w:ilvl="2">
+      <w:start w:val="1"/>
+      <w:numFmt w:val="lowerRoman"/>
+      <w:lvlText w:val="%3)"/>
+      <w:lvlJc w:val="left"/>
+      <w:pPr>
+        <w:ind w:left="1080" w:hanging="360"/>
+      </w:pPr>
+    </w:lvl>
+    <w:lvl w:ilvl="3">
+      <w:start w:val="1"/>
+      <w:numFmt w:val="decimal"/>
+      <w:lvlText w:val="(%4)"/>
+      <w:lvlJc w:val="left"/>
+      <w:pPr>
+        <w:ind w:left="1440" w:hanging="360"/>
+      </w:pPr>
+    </w:lvl>
+    <w:lvl w:ilvl="4">
+      <w:start w:val="1"/>
+      <w:numFmt w:val="lowerLetter"/>
+      <w:lvlText w:val="(%5)"/>
+      <w:lvlJc w:val="left"/>
+      <w:pPr>
+        <w:ind w:left="1800" w:hanging="360"/>
+      </w:pPr>
+    </w:lvl>
+    <w:lvl w:ilvl="5">
+      <w:start w:val="1"/>
+      <w:numFmt w:val="lowerRoman"/>
+      <w:lvlText w:val="(%6)"/>
+      <w:lvlJc w:val="left"/>
+      <w:pPr>
+        <w:ind w:left="2160" w:hanging="360"/>
+      </w:pPr>
+    </w:lvl>
+    <w:lvl w:ilvl="6">
+      <w:start w:val="1"/>
+      <w:numFmt w:val="decimal"/>
+      <w:lvlText w:val="%7."/>
+      <w:lvlJc w:val="left"/>
+      <w:pPr>
+        <w:ind w:left="2520" w:hanging="360"/>
+      </w:pPr>
+    </w:lvl>
+    <w:lvl w:ilvl="7">
+      <w:start w:val="1"/>
+      <w:numFmt w:val="lowerLetter"/>
+      <w:lvlText w:val="%8."/>
+      <w:lvlJc w:val="left"/>
+      <w:pPr>
+        <w:ind w:left="2880" w:hanging="360"/>
+      </w:pPr>
+    </w:lvl>
+    <w:lvl w:ilvl="8">
+      <w:start w:val="1"/>
+      <w:numFmt w:val="lowerRoman"/>
+      <w:lvlText w:val="%9."/>
+      <w:lvlJc w:val="left"/>
+      <w:pPr>
+        <w:ind w:left="3240" w:hanging="360"/>
+      </w:pPr>
+    </w:lvl>
+  </w:abstractNum>
+  <w:abstractNum w:abstractNumId="7" w15:restartNumberingAfterBreak="0">
     <w:nsid w:val="32505D8D"/>
     <w:multiLevelType w:val="hybridMultilevel"/>
     <w:tmpl w:val="1AE2D234"/>
@@ -596,14 +1424,466 @@
       </w:rPr>
     </w:lvl>
   </w:abstractNum>
+  <w:abstractNum w:abstractNumId="8" w15:restartNumberingAfterBreak="0">
+    <w:nsid w:val="396A47A0"/>
+    <w:multiLevelType w:val="hybridMultilevel"/>
+    <w:tmpl w:val="242CEF60"/>
+    <w:lvl w:ilvl="0" w:tplc="40090001">
+      <w:start w:val="1"/>
+      <w:numFmt w:val="bullet"/>
+      <w:lvlText w:val=""/>
+      <w:lvlJc w:val="left"/>
+      <w:pPr>
+        <w:ind w:left="720" w:hanging="360"/>
+      </w:pPr>
+      <w:rPr>
+        <w:rFonts w:ascii="Symbol" w:hAnsi="Symbol" w:hint="default"/>
+      </w:rPr>
+    </w:lvl>
+    <w:lvl w:ilvl="1" w:tplc="40090003" w:tentative="1">
+      <w:start w:val="1"/>
+      <w:numFmt w:val="bullet"/>
+      <w:lvlText w:val="o"/>
+      <w:lvlJc w:val="left"/>
+      <w:pPr>
+        <w:ind w:left="1440" w:hanging="360"/>
+      </w:pPr>
+      <w:rPr>
+        <w:rFonts w:ascii="Courier New" w:hAnsi="Courier New" w:cs="Courier New" w:hint="default"/>
+      </w:rPr>
+    </w:lvl>
+    <w:lvl w:ilvl="2" w:tplc="40090005" w:tentative="1">
+      <w:start w:val="1"/>
+      <w:numFmt w:val="bullet"/>
+      <w:lvlText w:val=""/>
+      <w:lvlJc w:val="left"/>
+      <w:pPr>
+        <w:ind w:left="2160" w:hanging="360"/>
+      </w:pPr>
+      <w:rPr>
+        <w:rFonts w:ascii="Wingdings" w:hAnsi="Wingdings" w:hint="default"/>
+      </w:rPr>
+    </w:lvl>
+    <w:lvl w:ilvl="3" w:tplc="40090001" w:tentative="1">
+      <w:start w:val="1"/>
+      <w:numFmt w:val="bullet"/>
+      <w:lvlText w:val=""/>
+      <w:lvlJc w:val="left"/>
+      <w:pPr>
+        <w:ind w:left="2880" w:hanging="360"/>
+      </w:pPr>
+      <w:rPr>
+        <w:rFonts w:ascii="Symbol" w:hAnsi="Symbol" w:hint="default"/>
+      </w:rPr>
+    </w:lvl>
+    <w:lvl w:ilvl="4" w:tplc="40090003" w:tentative="1">
+      <w:start w:val="1"/>
+      <w:numFmt w:val="bullet"/>
+      <w:lvlText w:val="o"/>
+      <w:lvlJc w:val="left"/>
+      <w:pPr>
+        <w:ind w:left="3600" w:hanging="360"/>
+      </w:pPr>
+      <w:rPr>
+        <w:rFonts w:ascii="Courier New" w:hAnsi="Courier New" w:cs="Courier New" w:hint="default"/>
+      </w:rPr>
+    </w:lvl>
+    <w:lvl w:ilvl="5" w:tplc="40090005" w:tentative="1">
+      <w:start w:val="1"/>
+      <w:numFmt w:val="bullet"/>
+      <w:lvlText w:val=""/>
+      <w:lvlJc w:val="left"/>
+      <w:pPr>
+        <w:ind w:left="4320" w:hanging="360"/>
+      </w:pPr>
+      <w:rPr>
+        <w:rFonts w:ascii="Wingdings" w:hAnsi="Wingdings" w:hint="default"/>
+      </w:rPr>
+    </w:lvl>
+    <w:lvl w:ilvl="6" w:tplc="40090001" w:tentative="1">
+      <w:start w:val="1"/>
+      <w:numFmt w:val="bullet"/>
+      <w:lvlText w:val=""/>
+      <w:lvlJc w:val="left"/>
+      <w:pPr>
+        <w:ind w:left="5040" w:hanging="360"/>
+      </w:pPr>
+      <w:rPr>
+        <w:rFonts w:ascii="Symbol" w:hAnsi="Symbol" w:hint="default"/>
+      </w:rPr>
+    </w:lvl>
+    <w:lvl w:ilvl="7" w:tplc="40090003" w:tentative="1">
+      <w:start w:val="1"/>
+      <w:numFmt w:val="bullet"/>
+      <w:lvlText w:val="o"/>
+      <w:lvlJc w:val="left"/>
+      <w:pPr>
+        <w:ind w:left="5760" w:hanging="360"/>
+      </w:pPr>
+      <w:rPr>
+        <w:rFonts w:ascii="Courier New" w:hAnsi="Courier New" w:cs="Courier New" w:hint="default"/>
+      </w:rPr>
+    </w:lvl>
+    <w:lvl w:ilvl="8" w:tplc="40090005" w:tentative="1">
+      <w:start w:val="1"/>
+      <w:numFmt w:val="bullet"/>
+      <w:lvlText w:val=""/>
+      <w:lvlJc w:val="left"/>
+      <w:pPr>
+        <w:ind w:left="6480" w:hanging="360"/>
+      </w:pPr>
+      <w:rPr>
+        <w:rFonts w:ascii="Wingdings" w:hAnsi="Wingdings" w:hint="default"/>
+      </w:rPr>
+    </w:lvl>
+  </w:abstractNum>
+  <w:abstractNum w:abstractNumId="9" w15:restartNumberingAfterBreak="0">
+    <w:nsid w:val="51A020CE"/>
+    <w:multiLevelType w:val="hybridMultilevel"/>
+    <w:tmpl w:val="8DF4428E"/>
+    <w:lvl w:ilvl="0" w:tplc="40090001">
+      <w:start w:val="1"/>
+      <w:numFmt w:val="bullet"/>
+      <w:lvlText w:val=""/>
+      <w:lvlJc w:val="left"/>
+      <w:pPr>
+        <w:ind w:left="1800" w:hanging="360"/>
+      </w:pPr>
+      <w:rPr>
+        <w:rFonts w:ascii="Symbol" w:hAnsi="Symbol" w:hint="default"/>
+      </w:rPr>
+    </w:lvl>
+    <w:lvl w:ilvl="1" w:tplc="40090003" w:tentative="1">
+      <w:start w:val="1"/>
+      <w:numFmt w:val="bullet"/>
+      <w:lvlText w:val="o"/>
+      <w:lvlJc w:val="left"/>
+      <w:pPr>
+        <w:ind w:left="2520" w:hanging="360"/>
+      </w:pPr>
+      <w:rPr>
+        <w:rFonts w:ascii="Courier New" w:hAnsi="Courier New" w:cs="Courier New" w:hint="default"/>
+      </w:rPr>
+    </w:lvl>
+    <w:lvl w:ilvl="2" w:tplc="40090005" w:tentative="1">
+      <w:start w:val="1"/>
+      <w:numFmt w:val="bullet"/>
+      <w:lvlText w:val=""/>
+      <w:lvlJc w:val="left"/>
+      <w:pPr>
+        <w:ind w:left="3240" w:hanging="360"/>
+      </w:pPr>
+      <w:rPr>
+        <w:rFonts w:ascii="Wingdings" w:hAnsi="Wingdings" w:hint="default"/>
+      </w:rPr>
+    </w:lvl>
+    <w:lvl w:ilvl="3" w:tplc="40090001" w:tentative="1">
+      <w:start w:val="1"/>
+      <w:numFmt w:val="bullet"/>
+      <w:lvlText w:val=""/>
+      <w:lvlJc w:val="left"/>
+      <w:pPr>
+        <w:ind w:left="3960" w:hanging="360"/>
+      </w:pPr>
+      <w:rPr>
+        <w:rFonts w:ascii="Symbol" w:hAnsi="Symbol" w:hint="default"/>
+      </w:rPr>
+    </w:lvl>
+    <w:lvl w:ilvl="4" w:tplc="40090003" w:tentative="1">
+      <w:start w:val="1"/>
+      <w:numFmt w:val="bullet"/>
+      <w:lvlText w:val="o"/>
+      <w:lvlJc w:val="left"/>
+      <w:pPr>
+        <w:ind w:left="4680" w:hanging="360"/>
+      </w:pPr>
+      <w:rPr>
+        <w:rFonts w:ascii="Courier New" w:hAnsi="Courier New" w:cs="Courier New" w:hint="default"/>
+      </w:rPr>
+    </w:lvl>
+    <w:lvl w:ilvl="5" w:tplc="40090005" w:tentative="1">
+      <w:start w:val="1"/>
+      <w:numFmt w:val="bullet"/>
+      <w:lvlText w:val=""/>
+      <w:lvlJc w:val="left"/>
+      <w:pPr>
+        <w:ind w:left="5400" w:hanging="360"/>
+      </w:pPr>
+      <w:rPr>
+        <w:rFonts w:ascii="Wingdings" w:hAnsi="Wingdings" w:hint="default"/>
+      </w:rPr>
+    </w:lvl>
+    <w:lvl w:ilvl="6" w:tplc="40090001" w:tentative="1">
+      <w:start w:val="1"/>
+      <w:numFmt w:val="bullet"/>
+      <w:lvlText w:val=""/>
+      <w:lvlJc w:val="left"/>
+      <w:pPr>
+        <w:ind w:left="6120" w:hanging="360"/>
+      </w:pPr>
+      <w:rPr>
+        <w:rFonts w:ascii="Symbol" w:hAnsi="Symbol" w:hint="default"/>
+      </w:rPr>
+    </w:lvl>
+    <w:lvl w:ilvl="7" w:tplc="40090003" w:tentative="1">
+      <w:start w:val="1"/>
+      <w:numFmt w:val="bullet"/>
+      <w:lvlText w:val="o"/>
+      <w:lvlJc w:val="left"/>
+      <w:pPr>
+        <w:ind w:left="6840" w:hanging="360"/>
+      </w:pPr>
+      <w:rPr>
+        <w:rFonts w:ascii="Courier New" w:hAnsi="Courier New" w:cs="Courier New" w:hint="default"/>
+      </w:rPr>
+    </w:lvl>
+    <w:lvl w:ilvl="8" w:tplc="40090005" w:tentative="1">
+      <w:start w:val="1"/>
+      <w:numFmt w:val="bullet"/>
+      <w:lvlText w:val=""/>
+      <w:lvlJc w:val="left"/>
+      <w:pPr>
+        <w:ind w:left="7560" w:hanging="360"/>
+      </w:pPr>
+      <w:rPr>
+        <w:rFonts w:ascii="Wingdings" w:hAnsi="Wingdings" w:hint="default"/>
+      </w:rPr>
+    </w:lvl>
+  </w:abstractNum>
+  <w:abstractNum w:abstractNumId="10" w15:restartNumberingAfterBreak="0">
+    <w:nsid w:val="51C12573"/>
+    <w:multiLevelType w:val="hybridMultilevel"/>
+    <w:tmpl w:val="DB20FCAC"/>
+    <w:lvl w:ilvl="0" w:tplc="40090001">
+      <w:start w:val="1"/>
+      <w:numFmt w:val="bullet"/>
+      <w:lvlText w:val=""/>
+      <w:lvlJc w:val="left"/>
+      <w:pPr>
+        <w:ind w:left="720" w:hanging="360"/>
+      </w:pPr>
+      <w:rPr>
+        <w:rFonts w:ascii="Symbol" w:hAnsi="Symbol" w:hint="default"/>
+      </w:rPr>
+    </w:lvl>
+    <w:lvl w:ilvl="1" w:tplc="40090003" w:tentative="1">
+      <w:start w:val="1"/>
+      <w:numFmt w:val="bullet"/>
+      <w:lvlText w:val="o"/>
+      <w:lvlJc w:val="left"/>
+      <w:pPr>
+        <w:ind w:left="1440" w:hanging="360"/>
+      </w:pPr>
+      <w:rPr>
+        <w:rFonts w:ascii="Courier New" w:hAnsi="Courier New" w:cs="Courier New" w:hint="default"/>
+      </w:rPr>
+    </w:lvl>
+    <w:lvl w:ilvl="2" w:tplc="40090005" w:tentative="1">
+      <w:start w:val="1"/>
+      <w:numFmt w:val="bullet"/>
+      <w:lvlText w:val=""/>
+      <w:lvlJc w:val="left"/>
+      <w:pPr>
+        <w:ind w:left="2160" w:hanging="360"/>
+      </w:pPr>
+      <w:rPr>
+        <w:rFonts w:ascii="Wingdings" w:hAnsi="Wingdings" w:hint="default"/>
+      </w:rPr>
+    </w:lvl>
+    <w:lvl w:ilvl="3" w:tplc="40090001" w:tentative="1">
+      <w:start w:val="1"/>
+      <w:numFmt w:val="bullet"/>
+      <w:lvlText w:val=""/>
+      <w:lvlJc w:val="left"/>
+      <w:pPr>
+        <w:ind w:left="2880" w:hanging="360"/>
+      </w:pPr>
+      <w:rPr>
+        <w:rFonts w:ascii="Symbol" w:hAnsi="Symbol" w:hint="default"/>
+      </w:rPr>
+    </w:lvl>
+    <w:lvl w:ilvl="4" w:tplc="40090003" w:tentative="1">
+      <w:start w:val="1"/>
+      <w:numFmt w:val="bullet"/>
+      <w:lvlText w:val="o"/>
+      <w:lvlJc w:val="left"/>
+      <w:pPr>
+        <w:ind w:left="3600" w:hanging="360"/>
+      </w:pPr>
+      <w:rPr>
+        <w:rFonts w:ascii="Courier New" w:hAnsi="Courier New" w:cs="Courier New" w:hint="default"/>
+      </w:rPr>
+    </w:lvl>
+    <w:lvl w:ilvl="5" w:tplc="40090005" w:tentative="1">
+      <w:start w:val="1"/>
+      <w:numFmt w:val="bullet"/>
+      <w:lvlText w:val=""/>
+      <w:lvlJc w:val="left"/>
+      <w:pPr>
+        <w:ind w:left="4320" w:hanging="360"/>
+      </w:pPr>
+      <w:rPr>
+        <w:rFonts w:ascii="Wingdings" w:hAnsi="Wingdings" w:hint="default"/>
+      </w:rPr>
+    </w:lvl>
+    <w:lvl w:ilvl="6" w:tplc="40090001" w:tentative="1">
+      <w:start w:val="1"/>
+      <w:numFmt w:val="bullet"/>
+      <w:lvlText w:val=""/>
+      <w:lvlJc w:val="left"/>
+      <w:pPr>
+        <w:ind w:left="5040" w:hanging="360"/>
+      </w:pPr>
+      <w:rPr>
+        <w:rFonts w:ascii="Symbol" w:hAnsi="Symbol" w:hint="default"/>
+      </w:rPr>
+    </w:lvl>
+    <w:lvl w:ilvl="7" w:tplc="40090003" w:tentative="1">
+      <w:start w:val="1"/>
+      <w:numFmt w:val="bullet"/>
+      <w:lvlText w:val="o"/>
+      <w:lvlJc w:val="left"/>
+      <w:pPr>
+        <w:ind w:left="5760" w:hanging="360"/>
+      </w:pPr>
+      <w:rPr>
+        <w:rFonts w:ascii="Courier New" w:hAnsi="Courier New" w:cs="Courier New" w:hint="default"/>
+      </w:rPr>
+    </w:lvl>
+    <w:lvl w:ilvl="8" w:tplc="40090005" w:tentative="1">
+      <w:start w:val="1"/>
+      <w:numFmt w:val="bullet"/>
+      <w:lvlText w:val=""/>
+      <w:lvlJc w:val="left"/>
+      <w:pPr>
+        <w:ind w:left="6480" w:hanging="360"/>
+      </w:pPr>
+      <w:rPr>
+        <w:rFonts w:ascii="Wingdings" w:hAnsi="Wingdings" w:hint="default"/>
+      </w:rPr>
+    </w:lvl>
+  </w:abstractNum>
+  <w:abstractNum w:abstractNumId="11" w15:restartNumberingAfterBreak="0">
+    <w:nsid w:val="7AF01232"/>
+    <w:multiLevelType w:val="multilevel"/>
+    <w:tmpl w:val="4009001D"/>
+    <w:lvl w:ilvl="0">
+      <w:start w:val="1"/>
+      <w:numFmt w:val="decimal"/>
+      <w:lvlText w:val="%1)"/>
+      <w:lvlJc w:val="left"/>
+      <w:pPr>
+        <w:ind w:left="360" w:hanging="360"/>
+      </w:pPr>
+    </w:lvl>
+    <w:lvl w:ilvl="1">
+      <w:start w:val="1"/>
+      <w:numFmt w:val="lowerLetter"/>
+      <w:lvlText w:val="%2)"/>
+      <w:lvlJc w:val="left"/>
+      <w:pPr>
+        <w:ind w:left="720" w:hanging="360"/>
+      </w:pPr>
+    </w:lvl>
+    <w:lvl w:ilvl="2">
+      <w:start w:val="1"/>
+      <w:numFmt w:val="lowerRoman"/>
+      <w:lvlText w:val="%3)"/>
+      <w:lvlJc w:val="left"/>
+      <w:pPr>
+        <w:ind w:left="1080" w:hanging="360"/>
+      </w:pPr>
+    </w:lvl>
+    <w:lvl w:ilvl="3">
+      <w:start w:val="1"/>
+      <w:numFmt w:val="decimal"/>
+      <w:lvlText w:val="(%4)"/>
+      <w:lvlJc w:val="left"/>
+      <w:pPr>
+        <w:ind w:left="1440" w:hanging="360"/>
+      </w:pPr>
+    </w:lvl>
+    <w:lvl w:ilvl="4">
+      <w:start w:val="1"/>
+      <w:numFmt w:val="lowerLetter"/>
+      <w:lvlText w:val="(%5)"/>
+      <w:lvlJc w:val="left"/>
+      <w:pPr>
+        <w:ind w:left="1800" w:hanging="360"/>
+      </w:pPr>
+    </w:lvl>
+    <w:lvl w:ilvl="5">
+      <w:start w:val="1"/>
+      <w:numFmt w:val="lowerRoman"/>
+      <w:lvlText w:val="(%6)"/>
+      <w:lvlJc w:val="left"/>
+      <w:pPr>
+        <w:ind w:left="2160" w:hanging="360"/>
+      </w:pPr>
+    </w:lvl>
+    <w:lvl w:ilvl="6">
+      <w:start w:val="1"/>
+      <w:numFmt w:val="decimal"/>
+      <w:lvlText w:val="%7."/>
+      <w:lvlJc w:val="left"/>
+      <w:pPr>
+        <w:ind w:left="2520" w:hanging="360"/>
+      </w:pPr>
+    </w:lvl>
+    <w:lvl w:ilvl="7">
+      <w:start w:val="1"/>
+      <w:numFmt w:val="lowerLetter"/>
+      <w:lvlText w:val="%8."/>
+      <w:lvlJc w:val="left"/>
+      <w:pPr>
+        <w:ind w:left="2880" w:hanging="360"/>
+      </w:pPr>
+    </w:lvl>
+    <w:lvl w:ilvl="8">
+      <w:start w:val="1"/>
+      <w:numFmt w:val="lowerRoman"/>
+      <w:lvlText w:val="%9."/>
+      <w:lvlJc w:val="left"/>
+      <w:pPr>
+        <w:ind w:left="3240" w:hanging="360"/>
+      </w:pPr>
+    </w:lvl>
+  </w:abstractNum>
   <w:num w:numId="1" w16cid:durableId="2091924437">
+    <w:abstractNumId w:val="1"/>
+  </w:num>
+  <w:num w:numId="2" w16cid:durableId="681014607">
+    <w:abstractNumId w:val="7"/>
+  </w:num>
+  <w:num w:numId="3" w16cid:durableId="1384408258">
+    <w:abstractNumId w:val="5"/>
+  </w:num>
+  <w:num w:numId="4" w16cid:durableId="548610528">
+    <w:abstractNumId w:val="8"/>
+  </w:num>
+  <w:num w:numId="5" w16cid:durableId="1595288007">
     <w:abstractNumId w:val="0"/>
   </w:num>
-  <w:num w:numId="2" w16cid:durableId="681014607">
+  <w:num w:numId="6" w16cid:durableId="2104758985">
+    <w:abstractNumId w:val="10"/>
+  </w:num>
+  <w:num w:numId="7" w16cid:durableId="1463575685">
+    <w:abstractNumId w:val="4"/>
+  </w:num>
+  <w:num w:numId="8" w16cid:durableId="1728992783">
+    <w:abstractNumId w:val="9"/>
+  </w:num>
+  <w:num w:numId="9" w16cid:durableId="96289345">
+    <w:abstractNumId w:val="11"/>
+  </w:num>
+  <w:num w:numId="10" w16cid:durableId="1798793103">
+    <w:abstractNumId w:val="6"/>
+  </w:num>
+  <w:num w:numId="11" w16cid:durableId="2086873040">
     <w:abstractNumId w:val="2"/>
   </w:num>
-  <w:num w:numId="3" w16cid:durableId="1384408258">
-    <w:abstractNumId w:val="1"/>
+  <w:num w:numId="12" w16cid:durableId="1744791569">
+    <w:abstractNumId w:val="3"/>
   </w:num>
 </w:numbering>
 </file>
@@ -1211,7 +2491,6 @@
   <w:style w:type="character" w:default="1" w:styleId="DefaultParagraphFont">
     <w:name w:val="Default Paragraph Font"/>
     <w:uiPriority w:val="1"/>
-    <w:semiHidden/>
     <w:unhideWhenUsed/>
   </w:style>
   <w:style w:type="table" w:default="1" w:styleId="TableNormal">

--- a/INSURANCE FRAUD DETECTION USING MACHINE LEARNING.docx
+++ b/INSURANCE FRAUD DETECTION USING MACHINE LEARNING.docx
@@ -237,34 +237,22 @@
     </w:p>
     <w:p>
       <w:r>
-        <w:t>1.</w:t>
-      </w:r>
-      <w:r>
-        <w:t>Reduce financial losses</w:t>
-      </w:r>
-    </w:p>
-    <w:p>
-      <w:r>
-        <w:t>2.</w:t>
-      </w:r>
-      <w:r>
-        <w:t>Speed up claim verification process</w:t>
-      </w:r>
-    </w:p>
-    <w:p>
-      <w:r>
-        <w:t>3.</w:t>
-      </w:r>
-      <w:r>
-        <w:t>Improve operational efficiency</w:t>
-      </w:r>
-    </w:p>
-    <w:p>
-      <w:r>
-        <w:t>4.</w:t>
-      </w:r>
-      <w:r>
-        <w:t>Reduce human errors</w:t>
+        <w:t>1.Reduce financial losses</w:t>
+      </w:r>
+    </w:p>
+    <w:p>
+      <w:r>
+        <w:t>2.Speed up claim verification process</w:t>
+      </w:r>
+    </w:p>
+    <w:p>
+      <w:r>
+        <w:t>3.Improve operational efficiency</w:t>
+      </w:r>
+    </w:p>
+    <w:p>
+      <w:r>
+        <w:t>4.Reduce human errors</w:t>
       </w:r>
     </w:p>
     <w:p>
@@ -642,6 +630,1223 @@
       <w:r>
         <w:t>Balanced dataset or techniques to handle imbalance.</w:t>
       </w:r>
+    </w:p>
+    <w:p>
+      <w:pPr>
+        <w:pStyle w:val="ListParagraph"/>
+      </w:pPr>
+    </w:p>
+    <w:p>
+      <w:pPr>
+        <w:pStyle w:val="ListParagraph"/>
+      </w:pPr>
+    </w:p>
+    <w:p>
+      <w:pPr>
+        <w:pStyle w:val="ListParagraph"/>
+      </w:pPr>
+    </w:p>
+    <w:p>
+      <w:pPr>
+        <w:pStyle w:val="ListParagraph"/>
+      </w:pPr>
+    </w:p>
+    <w:p>
+      <w:pPr>
+        <w:pStyle w:val="ListParagraph"/>
+      </w:pPr>
+    </w:p>
+    <w:p>
+      <w:pPr>
+        <w:pStyle w:val="ListParagraph"/>
+      </w:pPr>
+    </w:p>
+    <w:p>
+      <w:pPr>
+        <w:pStyle w:val="ListParagraph"/>
+      </w:pPr>
+    </w:p>
+    <w:p>
+      <w:pPr>
+        <w:pStyle w:val="ListParagraph"/>
+      </w:pPr>
+    </w:p>
+    <w:p>
+      <w:pPr>
+        <w:pStyle w:val="ListParagraph"/>
+      </w:pPr>
+    </w:p>
+    <w:p>
+      <w:pPr>
+        <w:pStyle w:val="ListParagraph"/>
+      </w:pPr>
+    </w:p>
+    <w:p>
+      <w:pPr>
+        <w:pStyle w:val="ListParagraph"/>
+      </w:pPr>
+    </w:p>
+    <w:p>
+      <w:pPr>
+        <w:pStyle w:val="ListParagraph"/>
+      </w:pPr>
+    </w:p>
+    <w:p/>
+    <w:p>
+      <w:pPr>
+        <w:rPr>
+          <w:sz w:val="32"/>
+          <w:szCs w:val="32"/>
+        </w:rPr>
+      </w:pPr>
+      <w:r>
+        <w:rPr>
+          <w:sz w:val="32"/>
+          <w:szCs w:val="32"/>
+        </w:rPr>
+        <w:lastRenderedPageBreak/>
+        <w:t>Activity 1.3 – Literature Survey</w:t>
+      </w:r>
+    </w:p>
+    <w:p>
+      <w:pPr>
+        <w:pStyle w:val="ListParagraph"/>
+        <w:numPr>
+          <w:ilvl w:val="0"/>
+          <w:numId w:val="15"/>
+        </w:numPr>
+        <w:rPr>
+          <w:sz w:val="28"/>
+          <w:szCs w:val="28"/>
+        </w:rPr>
+      </w:pPr>
+      <w:r>
+        <w:rPr>
+          <w:sz w:val="28"/>
+          <w:szCs w:val="28"/>
+        </w:rPr>
+        <w:t>Introduction</w:t>
+      </w:r>
+    </w:p>
+    <w:p>
+      <w:r>
+        <w:t>Insurance fraud detection has been an active research area due to increasing fraudulent activities across health, automobile, and property insurance sectors. Traditional rule-based systems are no longer sufficient because fraudsters continuously change their patterns.</w:t>
+      </w:r>
+    </w:p>
+    <w:p>
+      <w:r>
+        <w:t>Researchers have proposed various Machine Learning and Data Mining techniques to detect fraud efficiently.</w:t>
+      </w:r>
+    </w:p>
+    <w:p>
+      <w:pPr>
+        <w:pStyle w:val="ListParagraph"/>
+        <w:numPr>
+          <w:ilvl w:val="0"/>
+          <w:numId w:val="15"/>
+        </w:numPr>
+        <w:rPr>
+          <w:sz w:val="28"/>
+          <w:szCs w:val="28"/>
+        </w:rPr>
+      </w:pPr>
+      <w:r>
+        <w:rPr>
+          <w:sz w:val="28"/>
+          <w:szCs w:val="28"/>
+        </w:rPr>
+        <w:t>Traditional Methods</w:t>
+      </w:r>
+    </w:p>
+    <w:p>
+      <w:r>
+        <w:t>Earlier approaches used:</w:t>
+      </w:r>
+    </w:p>
+    <w:p>
+      <w:pPr>
+        <w:pStyle w:val="ListParagraph"/>
+        <w:numPr>
+          <w:ilvl w:val="0"/>
+          <w:numId w:val="13"/>
+        </w:numPr>
+      </w:pPr>
+      <w:r>
+        <w:t>Manual investigation</w:t>
+      </w:r>
+    </w:p>
+    <w:p>
+      <w:pPr>
+        <w:pStyle w:val="ListParagraph"/>
+        <w:numPr>
+          <w:ilvl w:val="0"/>
+          <w:numId w:val="13"/>
+        </w:numPr>
+      </w:pPr>
+      <w:r>
+        <w:t>Rule-based systems</w:t>
+      </w:r>
+    </w:p>
+    <w:p>
+      <w:pPr>
+        <w:pStyle w:val="ListParagraph"/>
+        <w:numPr>
+          <w:ilvl w:val="0"/>
+          <w:numId w:val="13"/>
+        </w:numPr>
+      </w:pPr>
+      <w:r>
+        <w:t>Statistical analysis</w:t>
+      </w:r>
+    </w:p>
+    <w:p>
+      <w:r>
+        <w:t>Limitations:</w:t>
+      </w:r>
+    </w:p>
+    <w:p>
+      <w:pPr>
+        <w:pStyle w:val="ListParagraph"/>
+        <w:numPr>
+          <w:ilvl w:val="0"/>
+          <w:numId w:val="14"/>
+        </w:numPr>
+      </w:pPr>
+      <w:r>
+        <w:t>Tim</w:t>
+      </w:r>
+      <w:r>
+        <w:t>e</w:t>
+      </w:r>
+      <w:r>
+        <w:t>-consuming</w:t>
+      </w:r>
+    </w:p>
+    <w:p>
+      <w:pPr>
+        <w:pStyle w:val="ListParagraph"/>
+        <w:numPr>
+          <w:ilvl w:val="0"/>
+          <w:numId w:val="14"/>
+        </w:numPr>
+      </w:pPr>
+      <w:r>
+        <w:t>Not scalable</w:t>
+      </w:r>
+    </w:p>
+    <w:p>
+      <w:pPr>
+        <w:pStyle w:val="ListParagraph"/>
+        <w:numPr>
+          <w:ilvl w:val="0"/>
+          <w:numId w:val="14"/>
+        </w:numPr>
+      </w:pPr>
+      <w:r>
+        <w:t>High false positive rates</w:t>
+      </w:r>
+    </w:p>
+    <w:p>
+      <w:pPr>
+        <w:pStyle w:val="ListParagraph"/>
+        <w:numPr>
+          <w:ilvl w:val="0"/>
+          <w:numId w:val="14"/>
+        </w:numPr>
+      </w:pPr>
+      <w:r>
+        <w:t>Difficult to adapt to new fraud patterns</w:t>
+      </w:r>
+    </w:p>
+    <w:p>
+      <w:pPr>
+        <w:pStyle w:val="ListParagraph"/>
+        <w:numPr>
+          <w:ilvl w:val="0"/>
+          <w:numId w:val="15"/>
+        </w:numPr>
+        <w:rPr>
+          <w:sz w:val="28"/>
+          <w:szCs w:val="28"/>
+        </w:rPr>
+      </w:pPr>
+      <w:r>
+        <w:rPr>
+          <w:sz w:val="28"/>
+          <w:szCs w:val="28"/>
+        </w:rPr>
+        <w:t>Machine Learning Approaches</w:t>
+      </w:r>
+    </w:p>
+    <w:p>
+      <w:r>
+        <w:t>Recent studies show that supervised machine learning models perform better for fraud detection.</w:t>
+      </w:r>
+    </w:p>
+    <w:p>
+      <w:r>
+        <w:t>Commonly used algorithms include:</w:t>
+      </w:r>
+    </w:p>
+    <w:p>
+      <w:pPr>
+        <w:pStyle w:val="ListParagraph"/>
+        <w:numPr>
+          <w:ilvl w:val="0"/>
+          <w:numId w:val="14"/>
+        </w:numPr>
+      </w:pPr>
+      <w:r>
+        <w:t>Logistic Regression</w:t>
+      </w:r>
+    </w:p>
+    <w:p>
+      <w:pPr>
+        <w:pStyle w:val="ListParagraph"/>
+        <w:numPr>
+          <w:ilvl w:val="0"/>
+          <w:numId w:val="14"/>
+        </w:numPr>
+      </w:pPr>
+      <w:r>
+        <w:t>Decision Tree</w:t>
+      </w:r>
+    </w:p>
+    <w:p>
+      <w:pPr>
+        <w:pStyle w:val="ListParagraph"/>
+        <w:numPr>
+          <w:ilvl w:val="0"/>
+          <w:numId w:val="14"/>
+        </w:numPr>
+      </w:pPr>
+      <w:r>
+        <w:t>Random Forest</w:t>
+      </w:r>
+    </w:p>
+    <w:p>
+      <w:pPr>
+        <w:pStyle w:val="ListParagraph"/>
+        <w:numPr>
+          <w:ilvl w:val="0"/>
+          <w:numId w:val="14"/>
+        </w:numPr>
+      </w:pPr>
+      <w:r>
+        <w:t>Support Vector Machine (SVM)</w:t>
+      </w:r>
+    </w:p>
+    <w:p>
+      <w:pPr>
+        <w:pStyle w:val="ListParagraph"/>
+        <w:numPr>
+          <w:ilvl w:val="0"/>
+          <w:numId w:val="14"/>
+        </w:numPr>
+      </w:pPr>
+      <w:proofErr w:type="spellStart"/>
+      <w:r>
+        <w:t>XGBoost</w:t>
+      </w:r>
+      <w:proofErr w:type="spellEnd"/>
+    </w:p>
+    <w:p>
+      <w:pPr>
+        <w:pStyle w:val="ListParagraph"/>
+        <w:numPr>
+          <w:ilvl w:val="0"/>
+          <w:numId w:val="14"/>
+        </w:numPr>
+      </w:pPr>
+      <w:r>
+        <w:t>Neural Networks</w:t>
+      </w:r>
+    </w:p>
+    <w:p>
+      <w:r>
+        <w:t xml:space="preserve">Among these, ensemble methods like Random Forest and </w:t>
+      </w:r>
+      <w:proofErr w:type="spellStart"/>
+      <w:r>
+        <w:t>XGBoost</w:t>
+      </w:r>
+      <w:proofErr w:type="spellEnd"/>
+      <w:r>
+        <w:t xml:space="preserve"> often achieve higher accuracy.</w:t>
+      </w:r>
+    </w:p>
+    <w:p>
+      <w:pPr>
+        <w:pStyle w:val="ListParagraph"/>
+        <w:numPr>
+          <w:ilvl w:val="0"/>
+          <w:numId w:val="15"/>
+        </w:numPr>
+        <w:rPr>
+          <w:sz w:val="28"/>
+          <w:szCs w:val="28"/>
+        </w:rPr>
+      </w:pPr>
+      <w:r>
+        <w:rPr>
+          <w:sz w:val="28"/>
+          <w:szCs w:val="28"/>
+        </w:rPr>
+        <w:t xml:space="preserve">Challenges Identified in </w:t>
+      </w:r>
+      <w:proofErr w:type="spellStart"/>
+      <w:r>
+        <w:rPr>
+          <w:sz w:val="28"/>
+          <w:szCs w:val="28"/>
+        </w:rPr>
+        <w:t>Research</w:t>
+      </w:r>
+      <w:proofErr w:type="spellEnd"/>
+    </w:p>
+    <w:p>
+      <w:pPr>
+        <w:ind w:left="360"/>
+        <w:rPr>
+          <w:sz w:val="28"/>
+          <w:szCs w:val="28"/>
+        </w:rPr>
+      </w:pPr>
+      <w:r>
+        <w:t>Most literature highlights key challenges:</w:t>
+      </w:r>
+    </w:p>
+    <w:p>
+      <w:pPr>
+        <w:pStyle w:val="ListParagraph"/>
+        <w:numPr>
+          <w:ilvl w:val="0"/>
+          <w:numId w:val="16"/>
+        </w:numPr>
+      </w:pPr>
+      <w:r>
+        <w:t>Imbalanced datasets (fraud cases are rare)</w:t>
+      </w:r>
+    </w:p>
+    <w:p>
+      <w:pPr>
+        <w:pStyle w:val="ListParagraph"/>
+        <w:numPr>
+          <w:ilvl w:val="0"/>
+          <w:numId w:val="16"/>
+        </w:numPr>
+      </w:pPr>
+      <w:r>
+        <w:t>Overfitting issues</w:t>
+      </w:r>
+    </w:p>
+    <w:p>
+      <w:pPr>
+        <w:pStyle w:val="ListParagraph"/>
+        <w:numPr>
+          <w:ilvl w:val="0"/>
+          <w:numId w:val="16"/>
+        </w:numPr>
+      </w:pPr>
+      <w:r>
+        <w:t>High false negatives</w:t>
+      </w:r>
+    </w:p>
+    <w:p>
+      <w:pPr>
+        <w:pStyle w:val="ListParagraph"/>
+        <w:numPr>
+          <w:ilvl w:val="0"/>
+          <w:numId w:val="16"/>
+        </w:numPr>
+      </w:pPr>
+      <w:r>
+        <w:t>Data privacy concerns</w:t>
+      </w:r>
+    </w:p>
+    <w:p>
+      <w:r>
+        <w:t>To solve imbalance problems, techniques like:</w:t>
+      </w:r>
+    </w:p>
+    <w:p>
+      <w:pPr>
+        <w:pStyle w:val="ListParagraph"/>
+        <w:numPr>
+          <w:ilvl w:val="0"/>
+          <w:numId w:val="17"/>
+        </w:numPr>
+      </w:pPr>
+      <w:r>
+        <w:t>SMOTE (Synthetic Minority Oversampling)</w:t>
+      </w:r>
+    </w:p>
+    <w:p>
+      <w:pPr>
+        <w:pStyle w:val="ListParagraph"/>
+        <w:numPr>
+          <w:ilvl w:val="0"/>
+          <w:numId w:val="17"/>
+        </w:numPr>
+      </w:pPr>
+      <w:proofErr w:type="spellStart"/>
+      <w:r>
+        <w:t>Undersampling</w:t>
+      </w:r>
+      <w:proofErr w:type="spellEnd"/>
+    </w:p>
+    <w:p>
+      <w:pPr>
+        <w:pStyle w:val="ListParagraph"/>
+        <w:numPr>
+          <w:ilvl w:val="0"/>
+          <w:numId w:val="17"/>
+        </w:numPr>
+      </w:pPr>
+      <w:r>
+        <w:lastRenderedPageBreak/>
+        <w:t>Class weighting</w:t>
+      </w:r>
+    </w:p>
+    <w:p>
+      <w:pPr>
+        <w:pStyle w:val="ListParagraph"/>
+      </w:pPr>
+      <w:r>
+        <w:t>are frequently used.</w:t>
+      </w:r>
+    </w:p>
+    <w:p>
+      <w:pPr>
+        <w:pStyle w:val="ListParagraph"/>
+      </w:pPr>
+    </w:p>
+    <w:p>
+      <w:pPr>
+        <w:pStyle w:val="ListParagraph"/>
+        <w:numPr>
+          <w:ilvl w:val="0"/>
+          <w:numId w:val="15"/>
+        </w:numPr>
+        <w:rPr>
+          <w:sz w:val="28"/>
+          <w:szCs w:val="28"/>
+        </w:rPr>
+      </w:pPr>
+      <w:r>
+        <w:rPr>
+          <w:sz w:val="28"/>
+          <w:szCs w:val="28"/>
+        </w:rPr>
+        <w:t>Conclusion from Literature</w:t>
+      </w:r>
+    </w:p>
+    <w:p>
+      <w:pPr>
+        <w:ind w:left="360"/>
+      </w:pPr>
+      <w:r>
+        <w:t>Based on previous research, machine learning-based fraud detection systems significantly outperform traditional rule-based systems. Therefore, implementing supervised ML algorithms is a suitable approach for this project.</w:t>
+      </w:r>
+    </w:p>
+    <w:p>
+      <w:pPr>
+        <w:ind w:left="360"/>
+      </w:pPr>
+    </w:p>
+    <w:p>
+      <w:pPr>
+        <w:ind w:left="360"/>
+      </w:pPr>
+    </w:p>
+    <w:p>
+      <w:pPr>
+        <w:ind w:left="360"/>
+      </w:pPr>
+    </w:p>
+    <w:p>
+      <w:pPr>
+        <w:ind w:left="360"/>
+      </w:pPr>
+    </w:p>
+    <w:p>
+      <w:pPr>
+        <w:ind w:left="360"/>
+      </w:pPr>
+    </w:p>
+    <w:p>
+      <w:pPr>
+        <w:ind w:left="360"/>
+      </w:pPr>
+    </w:p>
+    <w:p>
+      <w:pPr>
+        <w:ind w:left="360"/>
+      </w:pPr>
+    </w:p>
+    <w:p>
+      <w:pPr>
+        <w:ind w:left="360"/>
+      </w:pPr>
+    </w:p>
+    <w:p>
+      <w:pPr>
+        <w:ind w:left="360"/>
+      </w:pPr>
+    </w:p>
+    <w:p>
+      <w:pPr>
+        <w:ind w:left="360"/>
+      </w:pPr>
+    </w:p>
+    <w:p>
+      <w:pPr>
+        <w:ind w:left="360"/>
+      </w:pPr>
+    </w:p>
+    <w:p>
+      <w:pPr>
+        <w:ind w:left="360"/>
+      </w:pPr>
+    </w:p>
+    <w:p>
+      <w:pPr>
+        <w:ind w:left="360"/>
+      </w:pPr>
+    </w:p>
+    <w:p>
+      <w:pPr>
+        <w:ind w:left="360"/>
+      </w:pPr>
+    </w:p>
+    <w:p>
+      <w:pPr>
+        <w:ind w:left="360"/>
+      </w:pPr>
+    </w:p>
+    <w:p>
+      <w:pPr>
+        <w:ind w:left="360"/>
+      </w:pPr>
+    </w:p>
+    <w:p>
+      <w:pPr>
+        <w:ind w:left="360"/>
+      </w:pPr>
+    </w:p>
+    <w:p>
+      <w:pPr>
+        <w:ind w:left="360"/>
+      </w:pPr>
+    </w:p>
+    <w:p>
+      <w:pPr>
+        <w:ind w:left="360"/>
+      </w:pPr>
+    </w:p>
+    <w:p>
+      <w:pPr>
+        <w:ind w:left="360"/>
+      </w:pPr>
+    </w:p>
+    <w:p>
+      <w:pPr>
+        <w:ind w:left="360"/>
+      </w:pPr>
+    </w:p>
+    <w:p>
+      <w:pPr>
+        <w:ind w:left="360"/>
+      </w:pPr>
+    </w:p>
+    <w:p>
+      <w:pPr>
+        <w:ind w:left="360"/>
+      </w:pPr>
+    </w:p>
+    <w:p>
+      <w:pPr>
+        <w:ind w:left="360"/>
+      </w:pPr>
+    </w:p>
+    <w:p>
+      <w:pPr>
+        <w:ind w:left="360"/>
+      </w:pPr>
+    </w:p>
+    <w:p>
+      <w:pPr>
+        <w:ind w:left="360"/>
+      </w:pPr>
+    </w:p>
+    <w:p>
+      <w:pPr>
+        <w:ind w:left="360"/>
+        <w:rPr>
+          <w:sz w:val="32"/>
+          <w:szCs w:val="32"/>
+        </w:rPr>
+      </w:pPr>
+      <w:r>
+        <w:rPr>
+          <w:sz w:val="28"/>
+          <w:szCs w:val="28"/>
+        </w:rPr>
+        <w:lastRenderedPageBreak/>
+        <w:t xml:space="preserve"> </w:t>
+      </w:r>
+      <w:r>
+        <w:rPr>
+          <w:sz w:val="32"/>
+          <w:szCs w:val="32"/>
+        </w:rPr>
+        <w:t xml:space="preserve">Activity </w:t>
+      </w:r>
+      <w:r>
+        <w:rPr>
+          <w:sz w:val="32"/>
+          <w:szCs w:val="32"/>
+        </w:rPr>
+        <w:t>1.4 – Social or Business Impact</w:t>
+      </w:r>
+    </w:p>
+    <w:p>
+      <w:pPr>
+        <w:pStyle w:val="ListParagraph"/>
+        <w:numPr>
+          <w:ilvl w:val="0"/>
+          <w:numId w:val="19"/>
+        </w:numPr>
+        <w:rPr>
+          <w:sz w:val="28"/>
+          <w:szCs w:val="28"/>
+        </w:rPr>
+      </w:pPr>
+      <w:r>
+        <w:rPr>
+          <w:sz w:val="28"/>
+          <w:szCs w:val="28"/>
+        </w:rPr>
+        <w:t>Business Impact</w:t>
+      </w:r>
+    </w:p>
+    <w:p>
+      <w:pPr>
+        <w:ind w:left="720"/>
+        <w:rPr>
+          <w:sz w:val="28"/>
+          <w:szCs w:val="28"/>
+        </w:rPr>
+      </w:pPr>
+      <w:r>
+        <w:rPr>
+          <w:sz w:val="28"/>
+          <w:szCs w:val="28"/>
+        </w:rPr>
+        <w:t>Implementing an automated fraud detection system can:</w:t>
+      </w:r>
+    </w:p>
+    <w:p>
+      <w:pPr>
+        <w:pStyle w:val="ListParagraph"/>
+        <w:numPr>
+          <w:ilvl w:val="0"/>
+          <w:numId w:val="20"/>
+        </w:numPr>
+        <w:rPr>
+          <w:sz w:val="28"/>
+          <w:szCs w:val="28"/>
+        </w:rPr>
+      </w:pPr>
+      <w:r>
+        <w:rPr>
+          <w:sz w:val="28"/>
+          <w:szCs w:val="28"/>
+        </w:rPr>
+        <w:t>Reduce financial losses due to fraudulent claims</w:t>
+      </w:r>
+    </w:p>
+    <w:p>
+      <w:pPr>
+        <w:pStyle w:val="ListParagraph"/>
+        <w:numPr>
+          <w:ilvl w:val="0"/>
+          <w:numId w:val="20"/>
+        </w:numPr>
+        <w:rPr>
+          <w:sz w:val="28"/>
+          <w:szCs w:val="28"/>
+        </w:rPr>
+      </w:pPr>
+      <w:r>
+        <w:rPr>
+          <w:sz w:val="28"/>
+          <w:szCs w:val="28"/>
+        </w:rPr>
+        <w:t>Improve claim processing efficiency</w:t>
+      </w:r>
+    </w:p>
+    <w:p>
+      <w:pPr>
+        <w:pStyle w:val="ListParagraph"/>
+        <w:numPr>
+          <w:ilvl w:val="0"/>
+          <w:numId w:val="20"/>
+        </w:numPr>
+        <w:rPr>
+          <w:sz w:val="28"/>
+          <w:szCs w:val="28"/>
+        </w:rPr>
+      </w:pPr>
+      <w:r>
+        <w:rPr>
+          <w:sz w:val="28"/>
+          <w:szCs w:val="28"/>
+        </w:rPr>
+        <w:t>Decrease operational costs</w:t>
+      </w:r>
+    </w:p>
+    <w:p>
+      <w:pPr>
+        <w:pStyle w:val="ListParagraph"/>
+        <w:numPr>
+          <w:ilvl w:val="0"/>
+          <w:numId w:val="20"/>
+        </w:numPr>
+        <w:rPr>
+          <w:sz w:val="28"/>
+          <w:szCs w:val="28"/>
+        </w:rPr>
+      </w:pPr>
+      <w:r>
+        <w:rPr>
+          <w:sz w:val="28"/>
+          <w:szCs w:val="28"/>
+        </w:rPr>
+        <w:t>Improve decision-making accuracy</w:t>
+      </w:r>
+    </w:p>
+    <w:p>
+      <w:pPr>
+        <w:pStyle w:val="ListParagraph"/>
+        <w:numPr>
+          <w:ilvl w:val="0"/>
+          <w:numId w:val="20"/>
+        </w:numPr>
+        <w:rPr>
+          <w:sz w:val="28"/>
+          <w:szCs w:val="28"/>
+        </w:rPr>
+      </w:pPr>
+      <w:r>
+        <w:rPr>
+          <w:sz w:val="28"/>
+          <w:szCs w:val="28"/>
+        </w:rPr>
+        <w:t>Increase profitability</w:t>
+      </w:r>
+    </w:p>
+    <w:p>
+      <w:pPr>
+        <w:ind w:left="1080"/>
+        <w:rPr>
+          <w:sz w:val="28"/>
+          <w:szCs w:val="28"/>
+        </w:rPr>
+      </w:pPr>
+      <w:r>
+        <w:rPr>
+          <w:sz w:val="28"/>
+          <w:szCs w:val="28"/>
+        </w:rPr>
+        <w:t>Fraud detection also helps insurance companies maintain fair premium pricing for honest customers.</w:t>
+      </w:r>
+    </w:p>
+    <w:p>
+      <w:pPr>
+        <w:rPr>
+          <w:sz w:val="28"/>
+          <w:szCs w:val="28"/>
+        </w:rPr>
+      </w:pPr>
+    </w:p>
+    <w:p>
+      <w:pPr>
+        <w:pStyle w:val="ListParagraph"/>
+        <w:numPr>
+          <w:ilvl w:val="0"/>
+          <w:numId w:val="19"/>
+        </w:numPr>
+        <w:rPr>
+          <w:sz w:val="28"/>
+          <w:szCs w:val="28"/>
+        </w:rPr>
+      </w:pPr>
+      <w:r>
+        <w:rPr>
+          <w:sz w:val="28"/>
+          <w:szCs w:val="28"/>
+        </w:rPr>
+        <w:t>Social Impact</w:t>
+      </w:r>
+    </w:p>
+    <w:p>
+      <w:pPr>
+        <w:ind w:left="720"/>
+        <w:rPr>
+          <w:sz w:val="28"/>
+          <w:szCs w:val="28"/>
+        </w:rPr>
+      </w:pPr>
+      <w:r>
+        <w:rPr>
+          <w:sz w:val="28"/>
+          <w:szCs w:val="28"/>
+        </w:rPr>
+        <w:t>Fraud detection has important social implications:</w:t>
+      </w:r>
+    </w:p>
+    <w:p>
+      <w:pPr>
+        <w:pStyle w:val="ListParagraph"/>
+        <w:numPr>
+          <w:ilvl w:val="0"/>
+          <w:numId w:val="20"/>
+        </w:numPr>
+        <w:rPr>
+          <w:sz w:val="28"/>
+          <w:szCs w:val="28"/>
+        </w:rPr>
+      </w:pPr>
+      <w:r>
+        <w:rPr>
+          <w:sz w:val="28"/>
+          <w:szCs w:val="28"/>
+        </w:rPr>
+        <w:t>Prevents misuse of insurance funds</w:t>
+      </w:r>
+    </w:p>
+    <w:p>
+      <w:pPr>
+        <w:pStyle w:val="ListParagraph"/>
+        <w:numPr>
+          <w:ilvl w:val="0"/>
+          <w:numId w:val="20"/>
+        </w:numPr>
+        <w:rPr>
+          <w:sz w:val="28"/>
+          <w:szCs w:val="28"/>
+        </w:rPr>
+      </w:pPr>
+      <w:r>
+        <w:rPr>
+          <w:sz w:val="28"/>
+          <w:szCs w:val="28"/>
+        </w:rPr>
+        <w:t>Promotes fairness in the insurance system</w:t>
+      </w:r>
+    </w:p>
+    <w:p>
+      <w:pPr>
+        <w:pStyle w:val="ListParagraph"/>
+        <w:numPr>
+          <w:ilvl w:val="0"/>
+          <w:numId w:val="20"/>
+        </w:numPr>
+        <w:rPr>
+          <w:sz w:val="28"/>
+          <w:szCs w:val="28"/>
+        </w:rPr>
+      </w:pPr>
+      <w:r>
+        <w:rPr>
+          <w:sz w:val="28"/>
+          <w:szCs w:val="28"/>
+        </w:rPr>
+        <w:t>Protects honest customers from higher premiums</w:t>
+      </w:r>
+    </w:p>
+    <w:p>
+      <w:pPr>
+        <w:ind w:left="1080"/>
+        <w:rPr>
+          <w:sz w:val="28"/>
+          <w:szCs w:val="28"/>
+        </w:rPr>
+      </w:pPr>
+      <w:r>
+        <w:rPr>
+          <w:sz w:val="28"/>
+          <w:szCs w:val="28"/>
+        </w:rPr>
+        <w:t xml:space="preserve">Reducing fraud ultimately strengthens trust between customers and </w:t>
+      </w:r>
+      <w:r>
+        <w:rPr>
+          <w:sz w:val="28"/>
+          <w:szCs w:val="28"/>
+        </w:rPr>
+        <w:t xml:space="preserve">        </w:t>
+      </w:r>
+      <w:r>
+        <w:rPr>
+          <w:sz w:val="28"/>
+          <w:szCs w:val="28"/>
+        </w:rPr>
+        <w:t xml:space="preserve">    </w:t>
+      </w:r>
+      <w:r>
+        <w:rPr>
+          <w:sz w:val="28"/>
+          <w:szCs w:val="28"/>
+        </w:rPr>
+        <w:t>insurance provider</w:t>
+      </w:r>
+      <w:r>
+        <w:rPr>
+          <w:sz w:val="28"/>
+          <w:szCs w:val="28"/>
+        </w:rPr>
+        <w:t>s</w:t>
+      </w:r>
+    </w:p>
+    <w:p>
+      <w:pPr>
+        <w:ind w:left="1080"/>
+        <w:rPr>
+          <w:sz w:val="28"/>
+          <w:szCs w:val="28"/>
+        </w:rPr>
+      </w:pPr>
+    </w:p>
+    <w:p>
+      <w:pPr>
+        <w:pStyle w:val="ListParagraph"/>
+        <w:numPr>
+          <w:ilvl w:val="0"/>
+          <w:numId w:val="19"/>
+        </w:numPr>
+        <w:rPr>
+          <w:sz w:val="28"/>
+          <w:szCs w:val="28"/>
+        </w:rPr>
+      </w:pPr>
+      <w:r>
+        <w:rPr>
+          <w:sz w:val="28"/>
+          <w:szCs w:val="28"/>
+        </w:rPr>
+        <w:t>Ethical Considerations</w:t>
+      </w:r>
+    </w:p>
+    <w:p>
+      <w:pPr>
+        <w:rPr>
+          <w:sz w:val="28"/>
+          <w:szCs w:val="28"/>
+        </w:rPr>
+      </w:pPr>
+      <w:r>
+        <w:rPr>
+          <w:sz w:val="28"/>
+          <w:szCs w:val="28"/>
+        </w:rPr>
+        <w:t xml:space="preserve">           </w:t>
+      </w:r>
+      <w:r>
+        <w:rPr>
+          <w:sz w:val="28"/>
+          <w:szCs w:val="28"/>
+        </w:rPr>
+        <w:t>While implementing fraud detection:</w:t>
+      </w:r>
+    </w:p>
+    <w:p>
+      <w:pPr>
+        <w:pStyle w:val="ListParagraph"/>
+        <w:numPr>
+          <w:ilvl w:val="0"/>
+          <w:numId w:val="21"/>
+        </w:numPr>
+        <w:rPr>
+          <w:sz w:val="28"/>
+          <w:szCs w:val="28"/>
+        </w:rPr>
+      </w:pPr>
+      <w:r>
+        <w:rPr>
+          <w:sz w:val="28"/>
+          <w:szCs w:val="28"/>
+        </w:rPr>
+        <w:t>Customer data privacy must be protected</w:t>
+      </w:r>
+    </w:p>
+    <w:p>
+      <w:pPr>
+        <w:pStyle w:val="ListParagraph"/>
+        <w:numPr>
+          <w:ilvl w:val="0"/>
+          <w:numId w:val="21"/>
+        </w:numPr>
+        <w:rPr>
+          <w:sz w:val="28"/>
+          <w:szCs w:val="28"/>
+        </w:rPr>
+      </w:pPr>
+      <w:r>
+        <w:rPr>
+          <w:sz w:val="28"/>
+          <w:szCs w:val="28"/>
+        </w:rPr>
+        <w:t>Bias in prediction models must be avoided</w:t>
+      </w:r>
+    </w:p>
+    <w:p>
+      <w:pPr>
+        <w:pStyle w:val="ListParagraph"/>
+        <w:numPr>
+          <w:ilvl w:val="0"/>
+          <w:numId w:val="21"/>
+        </w:numPr>
+        <w:rPr>
+          <w:sz w:val="28"/>
+          <w:szCs w:val="28"/>
+        </w:rPr>
+      </w:pPr>
+      <w:r>
+        <w:rPr>
+          <w:sz w:val="28"/>
+          <w:szCs w:val="28"/>
+        </w:rPr>
+        <w:t>False accusations of fraud should be minimized</w:t>
+      </w:r>
+    </w:p>
+    <w:p>
+      <w:pPr>
+        <w:pStyle w:val="ListParagraph"/>
+        <w:numPr>
+          <w:ilvl w:val="0"/>
+          <w:numId w:val="21"/>
+        </w:numPr>
+        <w:rPr>
+          <w:sz w:val="28"/>
+          <w:szCs w:val="28"/>
+        </w:rPr>
+      </w:pPr>
+      <w:r>
+        <w:rPr>
+          <w:sz w:val="28"/>
+          <w:szCs w:val="28"/>
+        </w:rPr>
+        <w:t>Careful model evaluation is necessary to ensure fairness.</w:t>
+      </w:r>
+    </w:p>
+    <w:p>
+      <w:pPr>
+        <w:pStyle w:val="ListParagraph"/>
+        <w:rPr>
+          <w:sz w:val="28"/>
+          <w:szCs w:val="28"/>
+        </w:rPr>
+      </w:pPr>
+    </w:p>
+    <w:p>
+      <w:pPr>
+        <w:pStyle w:val="ListParagraph"/>
+        <w:numPr>
+          <w:ilvl w:val="0"/>
+          <w:numId w:val="19"/>
+        </w:numPr>
+        <w:rPr>
+          <w:sz w:val="28"/>
+          <w:szCs w:val="28"/>
+        </w:rPr>
+      </w:pPr>
+      <w:r>
+        <w:rPr>
+          <w:sz w:val="28"/>
+          <w:szCs w:val="28"/>
+        </w:rPr>
+        <w:t>Long-Term Impact</w:t>
+      </w:r>
+    </w:p>
+    <w:p>
+      <w:pPr>
+        <w:ind w:left="720"/>
+        <w:rPr>
+          <w:sz w:val="28"/>
+          <w:szCs w:val="28"/>
+        </w:rPr>
+      </w:pPr>
+      <w:r>
+        <w:rPr>
+          <w:sz w:val="28"/>
+          <w:szCs w:val="28"/>
+        </w:rPr>
+        <w:t>In the long run, an effective fraud detection system can:</w:t>
+      </w:r>
+    </w:p>
+    <w:p>
+      <w:pPr>
+        <w:pStyle w:val="ListParagraph"/>
+        <w:numPr>
+          <w:ilvl w:val="0"/>
+          <w:numId w:val="21"/>
+        </w:numPr>
+        <w:rPr>
+          <w:sz w:val="28"/>
+          <w:szCs w:val="28"/>
+        </w:rPr>
+      </w:pPr>
+      <w:r>
+        <w:rPr>
+          <w:sz w:val="28"/>
+          <w:szCs w:val="28"/>
+        </w:rPr>
+        <w:t>Improve industry transparency</w:t>
+      </w:r>
+    </w:p>
+    <w:p>
+      <w:pPr>
+        <w:pStyle w:val="ListParagraph"/>
+        <w:numPr>
+          <w:ilvl w:val="0"/>
+          <w:numId w:val="21"/>
+        </w:numPr>
+        <w:rPr>
+          <w:sz w:val="28"/>
+          <w:szCs w:val="28"/>
+        </w:rPr>
+      </w:pPr>
+      <w:r>
+        <w:rPr>
+          <w:sz w:val="28"/>
+          <w:szCs w:val="28"/>
+        </w:rPr>
+        <w:t>Support digital transformation</w:t>
+      </w:r>
+      <w:r>
+        <w:rPr>
+          <w:sz w:val="28"/>
+          <w:szCs w:val="28"/>
+        </w:rPr>
+        <w:t xml:space="preserve"> &amp; e</w:t>
+      </w:r>
+      <w:r>
+        <w:rPr>
+          <w:sz w:val="28"/>
+          <w:szCs w:val="28"/>
+        </w:rPr>
+        <w:t>nable faster real-time claim approvals</w:t>
+      </w:r>
+    </w:p>
+    <w:p>
+      <w:pPr>
+        <w:rPr>
+          <w:sz w:val="28"/>
+          <w:szCs w:val="28"/>
+        </w:rPr>
+      </w:pPr>
     </w:p>
     <w:sectPr>
       <w:pgSz w:w="11906" w:h="16838"/>
@@ -968,6 +2173,232 @@
     </w:lvl>
   </w:abstractNum>
   <w:abstractNum w:abstractNumId="3" w15:restartNumberingAfterBreak="0">
+    <w:nsid w:val="13A72688"/>
+    <w:multiLevelType w:val="hybridMultilevel"/>
+    <w:tmpl w:val="0CB84E10"/>
+    <w:lvl w:ilvl="0" w:tplc="40090001">
+      <w:start w:val="1"/>
+      <w:numFmt w:val="bullet"/>
+      <w:lvlText w:val=""/>
+      <w:lvlJc w:val="left"/>
+      <w:pPr>
+        <w:ind w:left="720" w:hanging="360"/>
+      </w:pPr>
+      <w:rPr>
+        <w:rFonts w:ascii="Symbol" w:hAnsi="Symbol" w:hint="default"/>
+      </w:rPr>
+    </w:lvl>
+    <w:lvl w:ilvl="1" w:tplc="40090003" w:tentative="1">
+      <w:start w:val="1"/>
+      <w:numFmt w:val="bullet"/>
+      <w:lvlText w:val="o"/>
+      <w:lvlJc w:val="left"/>
+      <w:pPr>
+        <w:ind w:left="1440" w:hanging="360"/>
+      </w:pPr>
+      <w:rPr>
+        <w:rFonts w:ascii="Courier New" w:hAnsi="Courier New" w:cs="Courier New" w:hint="default"/>
+      </w:rPr>
+    </w:lvl>
+    <w:lvl w:ilvl="2" w:tplc="40090005" w:tentative="1">
+      <w:start w:val="1"/>
+      <w:numFmt w:val="bullet"/>
+      <w:lvlText w:val=""/>
+      <w:lvlJc w:val="left"/>
+      <w:pPr>
+        <w:ind w:left="2160" w:hanging="360"/>
+      </w:pPr>
+      <w:rPr>
+        <w:rFonts w:ascii="Wingdings" w:hAnsi="Wingdings" w:hint="default"/>
+      </w:rPr>
+    </w:lvl>
+    <w:lvl w:ilvl="3" w:tplc="40090001" w:tentative="1">
+      <w:start w:val="1"/>
+      <w:numFmt w:val="bullet"/>
+      <w:lvlText w:val=""/>
+      <w:lvlJc w:val="left"/>
+      <w:pPr>
+        <w:ind w:left="2880" w:hanging="360"/>
+      </w:pPr>
+      <w:rPr>
+        <w:rFonts w:ascii="Symbol" w:hAnsi="Symbol" w:hint="default"/>
+      </w:rPr>
+    </w:lvl>
+    <w:lvl w:ilvl="4" w:tplc="40090003" w:tentative="1">
+      <w:start w:val="1"/>
+      <w:numFmt w:val="bullet"/>
+      <w:lvlText w:val="o"/>
+      <w:lvlJc w:val="left"/>
+      <w:pPr>
+        <w:ind w:left="3600" w:hanging="360"/>
+      </w:pPr>
+      <w:rPr>
+        <w:rFonts w:ascii="Courier New" w:hAnsi="Courier New" w:cs="Courier New" w:hint="default"/>
+      </w:rPr>
+    </w:lvl>
+    <w:lvl w:ilvl="5" w:tplc="40090005" w:tentative="1">
+      <w:start w:val="1"/>
+      <w:numFmt w:val="bullet"/>
+      <w:lvlText w:val=""/>
+      <w:lvlJc w:val="left"/>
+      <w:pPr>
+        <w:ind w:left="4320" w:hanging="360"/>
+      </w:pPr>
+      <w:rPr>
+        <w:rFonts w:ascii="Wingdings" w:hAnsi="Wingdings" w:hint="default"/>
+      </w:rPr>
+    </w:lvl>
+    <w:lvl w:ilvl="6" w:tplc="40090001" w:tentative="1">
+      <w:start w:val="1"/>
+      <w:numFmt w:val="bullet"/>
+      <w:lvlText w:val=""/>
+      <w:lvlJc w:val="left"/>
+      <w:pPr>
+        <w:ind w:left="5040" w:hanging="360"/>
+      </w:pPr>
+      <w:rPr>
+        <w:rFonts w:ascii="Symbol" w:hAnsi="Symbol" w:hint="default"/>
+      </w:rPr>
+    </w:lvl>
+    <w:lvl w:ilvl="7" w:tplc="40090003" w:tentative="1">
+      <w:start w:val="1"/>
+      <w:numFmt w:val="bullet"/>
+      <w:lvlText w:val="o"/>
+      <w:lvlJc w:val="left"/>
+      <w:pPr>
+        <w:ind w:left="5760" w:hanging="360"/>
+      </w:pPr>
+      <w:rPr>
+        <w:rFonts w:ascii="Courier New" w:hAnsi="Courier New" w:cs="Courier New" w:hint="default"/>
+      </w:rPr>
+    </w:lvl>
+    <w:lvl w:ilvl="8" w:tplc="40090005" w:tentative="1">
+      <w:start w:val="1"/>
+      <w:numFmt w:val="bullet"/>
+      <w:lvlText w:val=""/>
+      <w:lvlJc w:val="left"/>
+      <w:pPr>
+        <w:ind w:left="6480" w:hanging="360"/>
+      </w:pPr>
+      <w:rPr>
+        <w:rFonts w:ascii="Wingdings" w:hAnsi="Wingdings" w:hint="default"/>
+      </w:rPr>
+    </w:lvl>
+  </w:abstractNum>
+  <w:abstractNum w:abstractNumId="4" w15:restartNumberingAfterBreak="0">
+    <w:nsid w:val="179608FB"/>
+    <w:multiLevelType w:val="hybridMultilevel"/>
+    <w:tmpl w:val="42CE608C"/>
+    <w:lvl w:ilvl="0" w:tplc="40090001">
+      <w:start w:val="1"/>
+      <w:numFmt w:val="bullet"/>
+      <w:lvlText w:val=""/>
+      <w:lvlJc w:val="left"/>
+      <w:pPr>
+        <w:ind w:left="720" w:hanging="360"/>
+      </w:pPr>
+      <w:rPr>
+        <w:rFonts w:ascii="Symbol" w:hAnsi="Symbol" w:hint="default"/>
+      </w:rPr>
+    </w:lvl>
+    <w:lvl w:ilvl="1" w:tplc="40090003" w:tentative="1">
+      <w:start w:val="1"/>
+      <w:numFmt w:val="bullet"/>
+      <w:lvlText w:val="o"/>
+      <w:lvlJc w:val="left"/>
+      <w:pPr>
+        <w:ind w:left="1440" w:hanging="360"/>
+      </w:pPr>
+      <w:rPr>
+        <w:rFonts w:ascii="Courier New" w:hAnsi="Courier New" w:cs="Courier New" w:hint="default"/>
+      </w:rPr>
+    </w:lvl>
+    <w:lvl w:ilvl="2" w:tplc="40090005" w:tentative="1">
+      <w:start w:val="1"/>
+      <w:numFmt w:val="bullet"/>
+      <w:lvlText w:val=""/>
+      <w:lvlJc w:val="left"/>
+      <w:pPr>
+        <w:ind w:left="2160" w:hanging="360"/>
+      </w:pPr>
+      <w:rPr>
+        <w:rFonts w:ascii="Wingdings" w:hAnsi="Wingdings" w:hint="default"/>
+      </w:rPr>
+    </w:lvl>
+    <w:lvl w:ilvl="3" w:tplc="40090001" w:tentative="1">
+      <w:start w:val="1"/>
+      <w:numFmt w:val="bullet"/>
+      <w:lvlText w:val=""/>
+      <w:lvlJc w:val="left"/>
+      <w:pPr>
+        <w:ind w:left="2880" w:hanging="360"/>
+      </w:pPr>
+      <w:rPr>
+        <w:rFonts w:ascii="Symbol" w:hAnsi="Symbol" w:hint="default"/>
+      </w:rPr>
+    </w:lvl>
+    <w:lvl w:ilvl="4" w:tplc="40090003" w:tentative="1">
+      <w:start w:val="1"/>
+      <w:numFmt w:val="bullet"/>
+      <w:lvlText w:val="o"/>
+      <w:lvlJc w:val="left"/>
+      <w:pPr>
+        <w:ind w:left="3600" w:hanging="360"/>
+      </w:pPr>
+      <w:rPr>
+        <w:rFonts w:ascii="Courier New" w:hAnsi="Courier New" w:cs="Courier New" w:hint="default"/>
+      </w:rPr>
+    </w:lvl>
+    <w:lvl w:ilvl="5" w:tplc="40090005" w:tentative="1">
+      <w:start w:val="1"/>
+      <w:numFmt w:val="bullet"/>
+      <w:lvlText w:val=""/>
+      <w:lvlJc w:val="left"/>
+      <w:pPr>
+        <w:ind w:left="4320" w:hanging="360"/>
+      </w:pPr>
+      <w:rPr>
+        <w:rFonts w:ascii="Wingdings" w:hAnsi="Wingdings" w:hint="default"/>
+      </w:rPr>
+    </w:lvl>
+    <w:lvl w:ilvl="6" w:tplc="40090001" w:tentative="1">
+      <w:start w:val="1"/>
+      <w:numFmt w:val="bullet"/>
+      <w:lvlText w:val=""/>
+      <w:lvlJc w:val="left"/>
+      <w:pPr>
+        <w:ind w:left="5040" w:hanging="360"/>
+      </w:pPr>
+      <w:rPr>
+        <w:rFonts w:ascii="Symbol" w:hAnsi="Symbol" w:hint="default"/>
+      </w:rPr>
+    </w:lvl>
+    <w:lvl w:ilvl="7" w:tplc="40090003" w:tentative="1">
+      <w:start w:val="1"/>
+      <w:numFmt w:val="bullet"/>
+      <w:lvlText w:val="o"/>
+      <w:lvlJc w:val="left"/>
+      <w:pPr>
+        <w:ind w:left="5760" w:hanging="360"/>
+      </w:pPr>
+      <w:rPr>
+        <w:rFonts w:ascii="Courier New" w:hAnsi="Courier New" w:cs="Courier New" w:hint="default"/>
+      </w:rPr>
+    </w:lvl>
+    <w:lvl w:ilvl="8" w:tplc="40090005" w:tentative="1">
+      <w:start w:val="1"/>
+      <w:numFmt w:val="bullet"/>
+      <w:lvlText w:val=""/>
+      <w:lvlJc w:val="left"/>
+      <w:pPr>
+        <w:ind w:left="6480" w:hanging="360"/>
+      </w:pPr>
+      <w:rPr>
+        <w:rFonts w:ascii="Wingdings" w:hAnsi="Wingdings" w:hint="default"/>
+      </w:rPr>
+    </w:lvl>
+  </w:abstractNum>
+  <w:abstractNum w:abstractNumId="5" w15:restartNumberingAfterBreak="0">
     <w:nsid w:val="188B3DA3"/>
     <w:multiLevelType w:val="multilevel"/>
     <w:tmpl w:val="79F64A86"/>
@@ -1053,7 +2484,7 @@
       </w:pPr>
     </w:lvl>
   </w:abstractNum>
-  <w:abstractNum w:abstractNumId="4" w15:restartNumberingAfterBreak="0">
+  <w:abstractNum w:abstractNumId="6" w15:restartNumberingAfterBreak="0">
     <w:nsid w:val="1F872BAE"/>
     <w:multiLevelType w:val="multilevel"/>
     <w:tmpl w:val="4009001D"/>
@@ -1139,7 +2570,322 @@
       </w:pPr>
     </w:lvl>
   </w:abstractNum>
-  <w:abstractNum w:abstractNumId="5" w15:restartNumberingAfterBreak="0">
+  <w:abstractNum w:abstractNumId="7" w15:restartNumberingAfterBreak="0">
+    <w:nsid w:val="204959A0"/>
+    <w:multiLevelType w:val="hybridMultilevel"/>
+    <w:tmpl w:val="A45CD73C"/>
+    <w:lvl w:ilvl="0" w:tplc="C4707D62">
+      <w:start w:val="1"/>
+      <w:numFmt w:val="decimal"/>
+      <w:lvlText w:val="%1."/>
+      <w:lvlJc w:val="left"/>
+      <w:pPr>
+        <w:ind w:left="1080" w:hanging="360"/>
+      </w:pPr>
+      <w:rPr>
+        <w:rFonts w:hint="default"/>
+      </w:rPr>
+    </w:lvl>
+    <w:lvl w:ilvl="1" w:tplc="40090019" w:tentative="1">
+      <w:start w:val="1"/>
+      <w:numFmt w:val="lowerLetter"/>
+      <w:lvlText w:val="%2."/>
+      <w:lvlJc w:val="left"/>
+      <w:pPr>
+        <w:ind w:left="1800" w:hanging="360"/>
+      </w:pPr>
+    </w:lvl>
+    <w:lvl w:ilvl="2" w:tplc="4009001B" w:tentative="1">
+      <w:start w:val="1"/>
+      <w:numFmt w:val="lowerRoman"/>
+      <w:lvlText w:val="%3."/>
+      <w:lvlJc w:val="right"/>
+      <w:pPr>
+        <w:ind w:left="2520" w:hanging="180"/>
+      </w:pPr>
+    </w:lvl>
+    <w:lvl w:ilvl="3" w:tplc="4009000F" w:tentative="1">
+      <w:start w:val="1"/>
+      <w:numFmt w:val="decimal"/>
+      <w:lvlText w:val="%4."/>
+      <w:lvlJc w:val="left"/>
+      <w:pPr>
+        <w:ind w:left="3240" w:hanging="360"/>
+      </w:pPr>
+    </w:lvl>
+    <w:lvl w:ilvl="4" w:tplc="40090019" w:tentative="1">
+      <w:start w:val="1"/>
+      <w:numFmt w:val="lowerLetter"/>
+      <w:lvlText w:val="%5."/>
+      <w:lvlJc w:val="left"/>
+      <w:pPr>
+        <w:ind w:left="3960" w:hanging="360"/>
+      </w:pPr>
+    </w:lvl>
+    <w:lvl w:ilvl="5" w:tplc="4009001B" w:tentative="1">
+      <w:start w:val="1"/>
+      <w:numFmt w:val="lowerRoman"/>
+      <w:lvlText w:val="%6."/>
+      <w:lvlJc w:val="right"/>
+      <w:pPr>
+        <w:ind w:left="4680" w:hanging="180"/>
+      </w:pPr>
+    </w:lvl>
+    <w:lvl w:ilvl="6" w:tplc="4009000F" w:tentative="1">
+      <w:start w:val="1"/>
+      <w:numFmt w:val="decimal"/>
+      <w:lvlText w:val="%7."/>
+      <w:lvlJc w:val="left"/>
+      <w:pPr>
+        <w:ind w:left="5400" w:hanging="360"/>
+      </w:pPr>
+    </w:lvl>
+    <w:lvl w:ilvl="7" w:tplc="40090019" w:tentative="1">
+      <w:start w:val="1"/>
+      <w:numFmt w:val="lowerLetter"/>
+      <w:lvlText w:val="%8."/>
+      <w:lvlJc w:val="left"/>
+      <w:pPr>
+        <w:ind w:left="6120" w:hanging="360"/>
+      </w:pPr>
+    </w:lvl>
+    <w:lvl w:ilvl="8" w:tplc="4009001B" w:tentative="1">
+      <w:start w:val="1"/>
+      <w:numFmt w:val="lowerRoman"/>
+      <w:lvlText w:val="%9."/>
+      <w:lvlJc w:val="right"/>
+      <w:pPr>
+        <w:ind w:left="6840" w:hanging="180"/>
+      </w:pPr>
+    </w:lvl>
+  </w:abstractNum>
+  <w:abstractNum w:abstractNumId="8" w15:restartNumberingAfterBreak="0">
+    <w:nsid w:val="21573D25"/>
+    <w:multiLevelType w:val="hybridMultilevel"/>
+    <w:tmpl w:val="B5284E36"/>
+    <w:lvl w:ilvl="0" w:tplc="40090001">
+      <w:start w:val="1"/>
+      <w:numFmt w:val="bullet"/>
+      <w:lvlText w:val=""/>
+      <w:lvlJc w:val="left"/>
+      <w:pPr>
+        <w:ind w:left="720" w:hanging="360"/>
+      </w:pPr>
+      <w:rPr>
+        <w:rFonts w:ascii="Symbol" w:hAnsi="Symbol" w:hint="default"/>
+      </w:rPr>
+    </w:lvl>
+    <w:lvl w:ilvl="1" w:tplc="40090003" w:tentative="1">
+      <w:start w:val="1"/>
+      <w:numFmt w:val="bullet"/>
+      <w:lvlText w:val="o"/>
+      <w:lvlJc w:val="left"/>
+      <w:pPr>
+        <w:ind w:left="1440" w:hanging="360"/>
+      </w:pPr>
+      <w:rPr>
+        <w:rFonts w:ascii="Courier New" w:hAnsi="Courier New" w:cs="Courier New" w:hint="default"/>
+      </w:rPr>
+    </w:lvl>
+    <w:lvl w:ilvl="2" w:tplc="40090005" w:tentative="1">
+      <w:start w:val="1"/>
+      <w:numFmt w:val="bullet"/>
+      <w:lvlText w:val=""/>
+      <w:lvlJc w:val="left"/>
+      <w:pPr>
+        <w:ind w:left="2160" w:hanging="360"/>
+      </w:pPr>
+      <w:rPr>
+        <w:rFonts w:ascii="Wingdings" w:hAnsi="Wingdings" w:hint="default"/>
+      </w:rPr>
+    </w:lvl>
+    <w:lvl w:ilvl="3" w:tplc="40090001" w:tentative="1">
+      <w:start w:val="1"/>
+      <w:numFmt w:val="bullet"/>
+      <w:lvlText w:val=""/>
+      <w:lvlJc w:val="left"/>
+      <w:pPr>
+        <w:ind w:left="2880" w:hanging="360"/>
+      </w:pPr>
+      <w:rPr>
+        <w:rFonts w:ascii="Symbol" w:hAnsi="Symbol" w:hint="default"/>
+      </w:rPr>
+    </w:lvl>
+    <w:lvl w:ilvl="4" w:tplc="40090003" w:tentative="1">
+      <w:start w:val="1"/>
+      <w:numFmt w:val="bullet"/>
+      <w:lvlText w:val="o"/>
+      <w:lvlJc w:val="left"/>
+      <w:pPr>
+        <w:ind w:left="3600" w:hanging="360"/>
+      </w:pPr>
+      <w:rPr>
+        <w:rFonts w:ascii="Courier New" w:hAnsi="Courier New" w:cs="Courier New" w:hint="default"/>
+      </w:rPr>
+    </w:lvl>
+    <w:lvl w:ilvl="5" w:tplc="40090005" w:tentative="1">
+      <w:start w:val="1"/>
+      <w:numFmt w:val="bullet"/>
+      <w:lvlText w:val=""/>
+      <w:lvlJc w:val="left"/>
+      <w:pPr>
+        <w:ind w:left="4320" w:hanging="360"/>
+      </w:pPr>
+      <w:rPr>
+        <w:rFonts w:ascii="Wingdings" w:hAnsi="Wingdings" w:hint="default"/>
+      </w:rPr>
+    </w:lvl>
+    <w:lvl w:ilvl="6" w:tplc="40090001" w:tentative="1">
+      <w:start w:val="1"/>
+      <w:numFmt w:val="bullet"/>
+      <w:lvlText w:val=""/>
+      <w:lvlJc w:val="left"/>
+      <w:pPr>
+        <w:ind w:left="5040" w:hanging="360"/>
+      </w:pPr>
+      <w:rPr>
+        <w:rFonts w:ascii="Symbol" w:hAnsi="Symbol" w:hint="default"/>
+      </w:rPr>
+    </w:lvl>
+    <w:lvl w:ilvl="7" w:tplc="40090003" w:tentative="1">
+      <w:start w:val="1"/>
+      <w:numFmt w:val="bullet"/>
+      <w:lvlText w:val="o"/>
+      <w:lvlJc w:val="left"/>
+      <w:pPr>
+        <w:ind w:left="5760" w:hanging="360"/>
+      </w:pPr>
+      <w:rPr>
+        <w:rFonts w:ascii="Courier New" w:hAnsi="Courier New" w:cs="Courier New" w:hint="default"/>
+      </w:rPr>
+    </w:lvl>
+    <w:lvl w:ilvl="8" w:tplc="40090005" w:tentative="1">
+      <w:start w:val="1"/>
+      <w:numFmt w:val="bullet"/>
+      <w:lvlText w:val=""/>
+      <w:lvlJc w:val="left"/>
+      <w:pPr>
+        <w:ind w:left="6480" w:hanging="360"/>
+      </w:pPr>
+      <w:rPr>
+        <w:rFonts w:ascii="Wingdings" w:hAnsi="Wingdings" w:hint="default"/>
+      </w:rPr>
+    </w:lvl>
+  </w:abstractNum>
+  <w:abstractNum w:abstractNumId="9" w15:restartNumberingAfterBreak="0">
+    <w:nsid w:val="28F6199E"/>
+    <w:multiLevelType w:val="hybridMultilevel"/>
+    <w:tmpl w:val="A3A6C38C"/>
+    <w:lvl w:ilvl="0" w:tplc="40090001">
+      <w:start w:val="1"/>
+      <w:numFmt w:val="bullet"/>
+      <w:lvlText w:val=""/>
+      <w:lvlJc w:val="left"/>
+      <w:pPr>
+        <w:ind w:left="1440" w:hanging="360"/>
+      </w:pPr>
+      <w:rPr>
+        <w:rFonts w:ascii="Symbol" w:hAnsi="Symbol" w:hint="default"/>
+      </w:rPr>
+    </w:lvl>
+    <w:lvl w:ilvl="1" w:tplc="40090003" w:tentative="1">
+      <w:start w:val="1"/>
+      <w:numFmt w:val="bullet"/>
+      <w:lvlText w:val="o"/>
+      <w:lvlJc w:val="left"/>
+      <w:pPr>
+        <w:ind w:left="2160" w:hanging="360"/>
+      </w:pPr>
+      <w:rPr>
+        <w:rFonts w:ascii="Courier New" w:hAnsi="Courier New" w:cs="Courier New" w:hint="default"/>
+      </w:rPr>
+    </w:lvl>
+    <w:lvl w:ilvl="2" w:tplc="40090005" w:tentative="1">
+      <w:start w:val="1"/>
+      <w:numFmt w:val="bullet"/>
+      <w:lvlText w:val=""/>
+      <w:lvlJc w:val="left"/>
+      <w:pPr>
+        <w:ind w:left="2880" w:hanging="360"/>
+      </w:pPr>
+      <w:rPr>
+        <w:rFonts w:ascii="Wingdings" w:hAnsi="Wingdings" w:hint="default"/>
+      </w:rPr>
+    </w:lvl>
+    <w:lvl w:ilvl="3" w:tplc="40090001" w:tentative="1">
+      <w:start w:val="1"/>
+      <w:numFmt w:val="bullet"/>
+      <w:lvlText w:val=""/>
+      <w:lvlJc w:val="left"/>
+      <w:pPr>
+        <w:ind w:left="3600" w:hanging="360"/>
+      </w:pPr>
+      <w:rPr>
+        <w:rFonts w:ascii="Symbol" w:hAnsi="Symbol" w:hint="default"/>
+      </w:rPr>
+    </w:lvl>
+    <w:lvl w:ilvl="4" w:tplc="40090003" w:tentative="1">
+      <w:start w:val="1"/>
+      <w:numFmt w:val="bullet"/>
+      <w:lvlText w:val="o"/>
+      <w:lvlJc w:val="left"/>
+      <w:pPr>
+        <w:ind w:left="4320" w:hanging="360"/>
+      </w:pPr>
+      <w:rPr>
+        <w:rFonts w:ascii="Courier New" w:hAnsi="Courier New" w:cs="Courier New" w:hint="default"/>
+      </w:rPr>
+    </w:lvl>
+    <w:lvl w:ilvl="5" w:tplc="40090005" w:tentative="1">
+      <w:start w:val="1"/>
+      <w:numFmt w:val="bullet"/>
+      <w:lvlText w:val=""/>
+      <w:lvlJc w:val="left"/>
+      <w:pPr>
+        <w:ind w:left="5040" w:hanging="360"/>
+      </w:pPr>
+      <w:rPr>
+        <w:rFonts w:ascii="Wingdings" w:hAnsi="Wingdings" w:hint="default"/>
+      </w:rPr>
+    </w:lvl>
+    <w:lvl w:ilvl="6" w:tplc="40090001" w:tentative="1">
+      <w:start w:val="1"/>
+      <w:numFmt w:val="bullet"/>
+      <w:lvlText w:val=""/>
+      <w:lvlJc w:val="left"/>
+      <w:pPr>
+        <w:ind w:left="5760" w:hanging="360"/>
+      </w:pPr>
+      <w:rPr>
+        <w:rFonts w:ascii="Symbol" w:hAnsi="Symbol" w:hint="default"/>
+      </w:rPr>
+    </w:lvl>
+    <w:lvl w:ilvl="7" w:tplc="40090003" w:tentative="1">
+      <w:start w:val="1"/>
+      <w:numFmt w:val="bullet"/>
+      <w:lvlText w:val="o"/>
+      <w:lvlJc w:val="left"/>
+      <w:pPr>
+        <w:ind w:left="6480" w:hanging="360"/>
+      </w:pPr>
+      <w:rPr>
+        <w:rFonts w:ascii="Courier New" w:hAnsi="Courier New" w:cs="Courier New" w:hint="default"/>
+      </w:rPr>
+    </w:lvl>
+    <w:lvl w:ilvl="8" w:tplc="40090005" w:tentative="1">
+      <w:start w:val="1"/>
+      <w:numFmt w:val="bullet"/>
+      <w:lvlText w:val=""/>
+      <w:lvlJc w:val="left"/>
+      <w:pPr>
+        <w:ind w:left="7200" w:hanging="360"/>
+      </w:pPr>
+      <w:rPr>
+        <w:rFonts w:ascii="Wingdings" w:hAnsi="Wingdings" w:hint="default"/>
+      </w:rPr>
+    </w:lvl>
+  </w:abstractNum>
+  <w:abstractNum w:abstractNumId="10" w15:restartNumberingAfterBreak="0">
     <w:nsid w:val="299F6904"/>
     <w:multiLevelType w:val="hybridMultilevel"/>
     <w:tmpl w:val="EA183BBE"/>
@@ -1225,7 +2971,96 @@
       </w:pPr>
     </w:lvl>
   </w:abstractNum>
-  <w:abstractNum w:abstractNumId="6" w15:restartNumberingAfterBreak="0">
+  <w:abstractNum w:abstractNumId="11" w15:restartNumberingAfterBreak="0">
+    <w:nsid w:val="2AA7037B"/>
+    <w:multiLevelType w:val="hybridMultilevel"/>
+    <w:tmpl w:val="7B642BB4"/>
+    <w:lvl w:ilvl="0" w:tplc="C4707D62">
+      <w:start w:val="1"/>
+      <w:numFmt w:val="decimal"/>
+      <w:lvlText w:val="%1."/>
+      <w:lvlJc w:val="left"/>
+      <w:pPr>
+        <w:ind w:left="1080" w:hanging="360"/>
+      </w:pPr>
+      <w:rPr>
+        <w:rFonts w:hint="default"/>
+      </w:rPr>
+    </w:lvl>
+    <w:lvl w:ilvl="1" w:tplc="40090019" w:tentative="1">
+      <w:start w:val="1"/>
+      <w:numFmt w:val="lowerLetter"/>
+      <w:lvlText w:val="%2."/>
+      <w:lvlJc w:val="left"/>
+      <w:pPr>
+        <w:ind w:left="1440" w:hanging="360"/>
+      </w:pPr>
+    </w:lvl>
+    <w:lvl w:ilvl="2" w:tplc="4009001B" w:tentative="1">
+      <w:start w:val="1"/>
+      <w:numFmt w:val="lowerRoman"/>
+      <w:lvlText w:val="%3."/>
+      <w:lvlJc w:val="right"/>
+      <w:pPr>
+        <w:ind w:left="2160" w:hanging="180"/>
+      </w:pPr>
+    </w:lvl>
+    <w:lvl w:ilvl="3" w:tplc="4009000F" w:tentative="1">
+      <w:start w:val="1"/>
+      <w:numFmt w:val="decimal"/>
+      <w:lvlText w:val="%4."/>
+      <w:lvlJc w:val="left"/>
+      <w:pPr>
+        <w:ind w:left="2880" w:hanging="360"/>
+      </w:pPr>
+    </w:lvl>
+    <w:lvl w:ilvl="4" w:tplc="40090019" w:tentative="1">
+      <w:start w:val="1"/>
+      <w:numFmt w:val="lowerLetter"/>
+      <w:lvlText w:val="%5."/>
+      <w:lvlJc w:val="left"/>
+      <w:pPr>
+        <w:ind w:left="3600" w:hanging="360"/>
+      </w:pPr>
+    </w:lvl>
+    <w:lvl w:ilvl="5" w:tplc="4009001B" w:tentative="1">
+      <w:start w:val="1"/>
+      <w:numFmt w:val="lowerRoman"/>
+      <w:lvlText w:val="%6."/>
+      <w:lvlJc w:val="right"/>
+      <w:pPr>
+        <w:ind w:left="4320" w:hanging="180"/>
+      </w:pPr>
+    </w:lvl>
+    <w:lvl w:ilvl="6" w:tplc="4009000F" w:tentative="1">
+      <w:start w:val="1"/>
+      <w:numFmt w:val="decimal"/>
+      <w:lvlText w:val="%7."/>
+      <w:lvlJc w:val="left"/>
+      <w:pPr>
+        <w:ind w:left="5040" w:hanging="360"/>
+      </w:pPr>
+    </w:lvl>
+    <w:lvl w:ilvl="7" w:tplc="40090019" w:tentative="1">
+      <w:start w:val="1"/>
+      <w:numFmt w:val="lowerLetter"/>
+      <w:lvlText w:val="%8."/>
+      <w:lvlJc w:val="left"/>
+      <w:pPr>
+        <w:ind w:left="5760" w:hanging="360"/>
+      </w:pPr>
+    </w:lvl>
+    <w:lvl w:ilvl="8" w:tplc="4009001B" w:tentative="1">
+      <w:start w:val="1"/>
+      <w:numFmt w:val="lowerRoman"/>
+      <w:lvlText w:val="%9."/>
+      <w:lvlJc w:val="right"/>
+      <w:pPr>
+        <w:ind w:left="6480" w:hanging="180"/>
+      </w:pPr>
+    </w:lvl>
+  </w:abstractNum>
+  <w:abstractNum w:abstractNumId="12" w15:restartNumberingAfterBreak="0">
     <w:nsid w:val="30852799"/>
     <w:multiLevelType w:val="multilevel"/>
     <w:tmpl w:val="79F64A86"/>
@@ -1311,7 +3146,7 @@
       </w:pPr>
     </w:lvl>
   </w:abstractNum>
-  <w:abstractNum w:abstractNumId="7" w15:restartNumberingAfterBreak="0">
+  <w:abstractNum w:abstractNumId="13" w15:restartNumberingAfterBreak="0">
     <w:nsid w:val="32505D8D"/>
     <w:multiLevelType w:val="hybridMultilevel"/>
     <w:tmpl w:val="1AE2D234"/>
@@ -1424,7 +3259,7 @@
       </w:rPr>
     </w:lvl>
   </w:abstractNum>
-  <w:abstractNum w:abstractNumId="8" w15:restartNumberingAfterBreak="0">
+  <w:abstractNum w:abstractNumId="14" w15:restartNumberingAfterBreak="0">
     <w:nsid w:val="396A47A0"/>
     <w:multiLevelType w:val="hybridMultilevel"/>
     <w:tmpl w:val="242CEF60"/>
@@ -1537,7 +3372,206 @@
       </w:rPr>
     </w:lvl>
   </w:abstractNum>
-  <w:abstractNum w:abstractNumId="9" w15:restartNumberingAfterBreak="0">
+  <w:abstractNum w:abstractNumId="15" w15:restartNumberingAfterBreak="0">
+    <w:nsid w:val="39D84AF7"/>
+    <w:multiLevelType w:val="hybridMultilevel"/>
+    <w:tmpl w:val="73F88E16"/>
+    <w:lvl w:ilvl="0" w:tplc="40090001">
+      <w:start w:val="1"/>
+      <w:numFmt w:val="bullet"/>
+      <w:lvlText w:val=""/>
+      <w:lvlJc w:val="left"/>
+      <w:pPr>
+        <w:ind w:left="720" w:hanging="360"/>
+      </w:pPr>
+      <w:rPr>
+        <w:rFonts w:ascii="Symbol" w:hAnsi="Symbol" w:hint="default"/>
+      </w:rPr>
+    </w:lvl>
+    <w:lvl w:ilvl="1" w:tplc="40090003" w:tentative="1">
+      <w:start w:val="1"/>
+      <w:numFmt w:val="bullet"/>
+      <w:lvlText w:val="o"/>
+      <w:lvlJc w:val="left"/>
+      <w:pPr>
+        <w:ind w:left="1440" w:hanging="360"/>
+      </w:pPr>
+      <w:rPr>
+        <w:rFonts w:ascii="Courier New" w:hAnsi="Courier New" w:cs="Courier New" w:hint="default"/>
+      </w:rPr>
+    </w:lvl>
+    <w:lvl w:ilvl="2" w:tplc="40090005" w:tentative="1">
+      <w:start w:val="1"/>
+      <w:numFmt w:val="bullet"/>
+      <w:lvlText w:val=""/>
+      <w:lvlJc w:val="left"/>
+      <w:pPr>
+        <w:ind w:left="2160" w:hanging="360"/>
+      </w:pPr>
+      <w:rPr>
+        <w:rFonts w:ascii="Wingdings" w:hAnsi="Wingdings" w:hint="default"/>
+      </w:rPr>
+    </w:lvl>
+    <w:lvl w:ilvl="3" w:tplc="40090001" w:tentative="1">
+      <w:start w:val="1"/>
+      <w:numFmt w:val="bullet"/>
+      <w:lvlText w:val=""/>
+      <w:lvlJc w:val="left"/>
+      <w:pPr>
+        <w:ind w:left="2880" w:hanging="360"/>
+      </w:pPr>
+      <w:rPr>
+        <w:rFonts w:ascii="Symbol" w:hAnsi="Symbol" w:hint="default"/>
+      </w:rPr>
+    </w:lvl>
+    <w:lvl w:ilvl="4" w:tplc="40090003" w:tentative="1">
+      <w:start w:val="1"/>
+      <w:numFmt w:val="bullet"/>
+      <w:lvlText w:val="o"/>
+      <w:lvlJc w:val="left"/>
+      <w:pPr>
+        <w:ind w:left="3600" w:hanging="360"/>
+      </w:pPr>
+      <w:rPr>
+        <w:rFonts w:ascii="Courier New" w:hAnsi="Courier New" w:cs="Courier New" w:hint="default"/>
+      </w:rPr>
+    </w:lvl>
+    <w:lvl w:ilvl="5" w:tplc="40090005" w:tentative="1">
+      <w:start w:val="1"/>
+      <w:numFmt w:val="bullet"/>
+      <w:lvlText w:val=""/>
+      <w:lvlJc w:val="left"/>
+      <w:pPr>
+        <w:ind w:left="4320" w:hanging="360"/>
+      </w:pPr>
+      <w:rPr>
+        <w:rFonts w:ascii="Wingdings" w:hAnsi="Wingdings" w:hint="default"/>
+      </w:rPr>
+    </w:lvl>
+    <w:lvl w:ilvl="6" w:tplc="40090001" w:tentative="1">
+      <w:start w:val="1"/>
+      <w:numFmt w:val="bullet"/>
+      <w:lvlText w:val=""/>
+      <w:lvlJc w:val="left"/>
+      <w:pPr>
+        <w:ind w:left="5040" w:hanging="360"/>
+      </w:pPr>
+      <w:rPr>
+        <w:rFonts w:ascii="Symbol" w:hAnsi="Symbol" w:hint="default"/>
+      </w:rPr>
+    </w:lvl>
+    <w:lvl w:ilvl="7" w:tplc="40090003" w:tentative="1">
+      <w:start w:val="1"/>
+      <w:numFmt w:val="bullet"/>
+      <w:lvlText w:val="o"/>
+      <w:lvlJc w:val="left"/>
+      <w:pPr>
+        <w:ind w:left="5760" w:hanging="360"/>
+      </w:pPr>
+      <w:rPr>
+        <w:rFonts w:ascii="Courier New" w:hAnsi="Courier New" w:cs="Courier New" w:hint="default"/>
+      </w:rPr>
+    </w:lvl>
+    <w:lvl w:ilvl="8" w:tplc="40090005" w:tentative="1">
+      <w:start w:val="1"/>
+      <w:numFmt w:val="bullet"/>
+      <w:lvlText w:val=""/>
+      <w:lvlJc w:val="left"/>
+      <w:pPr>
+        <w:ind w:left="6480" w:hanging="360"/>
+      </w:pPr>
+      <w:rPr>
+        <w:rFonts w:ascii="Wingdings" w:hAnsi="Wingdings" w:hint="default"/>
+      </w:rPr>
+    </w:lvl>
+  </w:abstractNum>
+  <w:abstractNum w:abstractNumId="16" w15:restartNumberingAfterBreak="0">
+    <w:nsid w:val="4D353F5B"/>
+    <w:multiLevelType w:val="hybridMultilevel"/>
+    <w:tmpl w:val="21704966"/>
+    <w:lvl w:ilvl="0" w:tplc="4009000F">
+      <w:start w:val="1"/>
+      <w:numFmt w:val="decimal"/>
+      <w:lvlText w:val="%1."/>
+      <w:lvlJc w:val="left"/>
+      <w:pPr>
+        <w:ind w:left="720" w:hanging="360"/>
+      </w:pPr>
+    </w:lvl>
+    <w:lvl w:ilvl="1" w:tplc="40090019" w:tentative="1">
+      <w:start w:val="1"/>
+      <w:numFmt w:val="lowerLetter"/>
+      <w:lvlText w:val="%2."/>
+      <w:lvlJc w:val="left"/>
+      <w:pPr>
+        <w:ind w:left="1440" w:hanging="360"/>
+      </w:pPr>
+    </w:lvl>
+    <w:lvl w:ilvl="2" w:tplc="4009001B" w:tentative="1">
+      <w:start w:val="1"/>
+      <w:numFmt w:val="lowerRoman"/>
+      <w:lvlText w:val="%3."/>
+      <w:lvlJc w:val="right"/>
+      <w:pPr>
+        <w:ind w:left="2160" w:hanging="180"/>
+      </w:pPr>
+    </w:lvl>
+    <w:lvl w:ilvl="3" w:tplc="4009000F" w:tentative="1">
+      <w:start w:val="1"/>
+      <w:numFmt w:val="decimal"/>
+      <w:lvlText w:val="%4."/>
+      <w:lvlJc w:val="left"/>
+      <w:pPr>
+        <w:ind w:left="2880" w:hanging="360"/>
+      </w:pPr>
+    </w:lvl>
+    <w:lvl w:ilvl="4" w:tplc="40090019" w:tentative="1">
+      <w:start w:val="1"/>
+      <w:numFmt w:val="lowerLetter"/>
+      <w:lvlText w:val="%5."/>
+      <w:lvlJc w:val="left"/>
+      <w:pPr>
+        <w:ind w:left="3600" w:hanging="360"/>
+      </w:pPr>
+    </w:lvl>
+    <w:lvl w:ilvl="5" w:tplc="4009001B" w:tentative="1">
+      <w:start w:val="1"/>
+      <w:numFmt w:val="lowerRoman"/>
+      <w:lvlText w:val="%6."/>
+      <w:lvlJc w:val="right"/>
+      <w:pPr>
+        <w:ind w:left="4320" w:hanging="180"/>
+      </w:pPr>
+    </w:lvl>
+    <w:lvl w:ilvl="6" w:tplc="4009000F" w:tentative="1">
+      <w:start w:val="1"/>
+      <w:numFmt w:val="decimal"/>
+      <w:lvlText w:val="%7."/>
+      <w:lvlJc w:val="left"/>
+      <w:pPr>
+        <w:ind w:left="5040" w:hanging="360"/>
+      </w:pPr>
+    </w:lvl>
+    <w:lvl w:ilvl="7" w:tplc="40090019" w:tentative="1">
+      <w:start w:val="1"/>
+      <w:numFmt w:val="lowerLetter"/>
+      <w:lvlText w:val="%8."/>
+      <w:lvlJc w:val="left"/>
+      <w:pPr>
+        <w:ind w:left="5760" w:hanging="360"/>
+      </w:pPr>
+    </w:lvl>
+    <w:lvl w:ilvl="8" w:tplc="4009001B" w:tentative="1">
+      <w:start w:val="1"/>
+      <w:numFmt w:val="lowerRoman"/>
+      <w:lvlText w:val="%9."/>
+      <w:lvlJc w:val="right"/>
+      <w:pPr>
+        <w:ind w:left="6480" w:hanging="180"/>
+      </w:pPr>
+    </w:lvl>
+  </w:abstractNum>
+  <w:abstractNum w:abstractNumId="17" w15:restartNumberingAfterBreak="0">
     <w:nsid w:val="51A020CE"/>
     <w:multiLevelType w:val="hybridMultilevel"/>
     <w:tmpl w:val="8DF4428E"/>
@@ -1650,7 +3684,7 @@
       </w:rPr>
     </w:lvl>
   </w:abstractNum>
-  <w:abstractNum w:abstractNumId="10" w15:restartNumberingAfterBreak="0">
+  <w:abstractNum w:abstractNumId="18" w15:restartNumberingAfterBreak="0">
     <w:nsid w:val="51C12573"/>
     <w:multiLevelType w:val="hybridMultilevel"/>
     <w:tmpl w:val="DB20FCAC"/>
@@ -1763,7 +3797,120 @@
       </w:rPr>
     </w:lvl>
   </w:abstractNum>
-  <w:abstractNum w:abstractNumId="11" w15:restartNumberingAfterBreak="0">
+  <w:abstractNum w:abstractNumId="19" w15:restartNumberingAfterBreak="0">
+    <w:nsid w:val="538972D2"/>
+    <w:multiLevelType w:val="hybridMultilevel"/>
+    <w:tmpl w:val="F400556C"/>
+    <w:lvl w:ilvl="0" w:tplc="40090001">
+      <w:start w:val="1"/>
+      <w:numFmt w:val="bullet"/>
+      <w:lvlText w:val=""/>
+      <w:lvlJc w:val="left"/>
+      <w:pPr>
+        <w:ind w:left="720" w:hanging="360"/>
+      </w:pPr>
+      <w:rPr>
+        <w:rFonts w:ascii="Symbol" w:hAnsi="Symbol" w:hint="default"/>
+      </w:rPr>
+    </w:lvl>
+    <w:lvl w:ilvl="1" w:tplc="40090003" w:tentative="1">
+      <w:start w:val="1"/>
+      <w:numFmt w:val="bullet"/>
+      <w:lvlText w:val="o"/>
+      <w:lvlJc w:val="left"/>
+      <w:pPr>
+        <w:ind w:left="1440" w:hanging="360"/>
+      </w:pPr>
+      <w:rPr>
+        <w:rFonts w:ascii="Courier New" w:hAnsi="Courier New" w:cs="Courier New" w:hint="default"/>
+      </w:rPr>
+    </w:lvl>
+    <w:lvl w:ilvl="2" w:tplc="40090005" w:tentative="1">
+      <w:start w:val="1"/>
+      <w:numFmt w:val="bullet"/>
+      <w:lvlText w:val=""/>
+      <w:lvlJc w:val="left"/>
+      <w:pPr>
+        <w:ind w:left="2160" w:hanging="360"/>
+      </w:pPr>
+      <w:rPr>
+        <w:rFonts w:ascii="Wingdings" w:hAnsi="Wingdings" w:hint="default"/>
+      </w:rPr>
+    </w:lvl>
+    <w:lvl w:ilvl="3" w:tplc="40090001" w:tentative="1">
+      <w:start w:val="1"/>
+      <w:numFmt w:val="bullet"/>
+      <w:lvlText w:val=""/>
+      <w:lvlJc w:val="left"/>
+      <w:pPr>
+        <w:ind w:left="2880" w:hanging="360"/>
+      </w:pPr>
+      <w:rPr>
+        <w:rFonts w:ascii="Symbol" w:hAnsi="Symbol" w:hint="default"/>
+      </w:rPr>
+    </w:lvl>
+    <w:lvl w:ilvl="4" w:tplc="40090003" w:tentative="1">
+      <w:start w:val="1"/>
+      <w:numFmt w:val="bullet"/>
+      <w:lvlText w:val="o"/>
+      <w:lvlJc w:val="left"/>
+      <w:pPr>
+        <w:ind w:left="3600" w:hanging="360"/>
+      </w:pPr>
+      <w:rPr>
+        <w:rFonts w:ascii="Courier New" w:hAnsi="Courier New" w:cs="Courier New" w:hint="default"/>
+      </w:rPr>
+    </w:lvl>
+    <w:lvl w:ilvl="5" w:tplc="40090005" w:tentative="1">
+      <w:start w:val="1"/>
+      <w:numFmt w:val="bullet"/>
+      <w:lvlText w:val=""/>
+      <w:lvlJc w:val="left"/>
+      <w:pPr>
+        <w:ind w:left="4320" w:hanging="360"/>
+      </w:pPr>
+      <w:rPr>
+        <w:rFonts w:ascii="Wingdings" w:hAnsi="Wingdings" w:hint="default"/>
+      </w:rPr>
+    </w:lvl>
+    <w:lvl w:ilvl="6" w:tplc="40090001" w:tentative="1">
+      <w:start w:val="1"/>
+      <w:numFmt w:val="bullet"/>
+      <w:lvlText w:val=""/>
+      <w:lvlJc w:val="left"/>
+      <w:pPr>
+        <w:ind w:left="5040" w:hanging="360"/>
+      </w:pPr>
+      <w:rPr>
+        <w:rFonts w:ascii="Symbol" w:hAnsi="Symbol" w:hint="default"/>
+      </w:rPr>
+    </w:lvl>
+    <w:lvl w:ilvl="7" w:tplc="40090003" w:tentative="1">
+      <w:start w:val="1"/>
+      <w:numFmt w:val="bullet"/>
+      <w:lvlText w:val="o"/>
+      <w:lvlJc w:val="left"/>
+      <w:pPr>
+        <w:ind w:left="5760" w:hanging="360"/>
+      </w:pPr>
+      <w:rPr>
+        <w:rFonts w:ascii="Courier New" w:hAnsi="Courier New" w:cs="Courier New" w:hint="default"/>
+      </w:rPr>
+    </w:lvl>
+    <w:lvl w:ilvl="8" w:tplc="40090005" w:tentative="1">
+      <w:start w:val="1"/>
+      <w:numFmt w:val="bullet"/>
+      <w:lvlText w:val=""/>
+      <w:lvlJc w:val="left"/>
+      <w:pPr>
+        <w:ind w:left="6480" w:hanging="360"/>
+      </w:pPr>
+      <w:rPr>
+        <w:rFonts w:ascii="Wingdings" w:hAnsi="Wingdings" w:hint="default"/>
+      </w:rPr>
+    </w:lvl>
+  </w:abstractNum>
+  <w:abstractNum w:abstractNumId="20" w15:restartNumberingAfterBreak="0">
     <w:nsid w:val="7AF01232"/>
     <w:multiLevelType w:val="multilevel"/>
     <w:tmpl w:val="4009001D"/>
@@ -1853,37 +4000,64 @@
     <w:abstractNumId w:val="1"/>
   </w:num>
   <w:num w:numId="2" w16cid:durableId="681014607">
-    <w:abstractNumId w:val="7"/>
+    <w:abstractNumId w:val="13"/>
   </w:num>
   <w:num w:numId="3" w16cid:durableId="1384408258">
-    <w:abstractNumId w:val="5"/>
+    <w:abstractNumId w:val="10"/>
   </w:num>
   <w:num w:numId="4" w16cid:durableId="548610528">
-    <w:abstractNumId w:val="8"/>
+    <w:abstractNumId w:val="14"/>
   </w:num>
   <w:num w:numId="5" w16cid:durableId="1595288007">
     <w:abstractNumId w:val="0"/>
   </w:num>
   <w:num w:numId="6" w16cid:durableId="2104758985">
-    <w:abstractNumId w:val="10"/>
+    <w:abstractNumId w:val="18"/>
   </w:num>
   <w:num w:numId="7" w16cid:durableId="1463575685">
-    <w:abstractNumId w:val="4"/>
+    <w:abstractNumId w:val="6"/>
   </w:num>
   <w:num w:numId="8" w16cid:durableId="1728992783">
-    <w:abstractNumId w:val="9"/>
+    <w:abstractNumId w:val="17"/>
   </w:num>
   <w:num w:numId="9" w16cid:durableId="96289345">
-    <w:abstractNumId w:val="11"/>
+    <w:abstractNumId w:val="20"/>
   </w:num>
   <w:num w:numId="10" w16cid:durableId="1798793103">
-    <w:abstractNumId w:val="6"/>
+    <w:abstractNumId w:val="12"/>
   </w:num>
   <w:num w:numId="11" w16cid:durableId="2086873040">
     <w:abstractNumId w:val="2"/>
   </w:num>
   <w:num w:numId="12" w16cid:durableId="1744791569">
+    <w:abstractNumId w:val="5"/>
+  </w:num>
+  <w:num w:numId="13" w16cid:durableId="1418479574">
+    <w:abstractNumId w:val="8"/>
+  </w:num>
+  <w:num w:numId="14" w16cid:durableId="358240174">
     <w:abstractNumId w:val="3"/>
+  </w:num>
+  <w:num w:numId="15" w16cid:durableId="1549222514">
+    <w:abstractNumId w:val="16"/>
+  </w:num>
+  <w:num w:numId="16" w16cid:durableId="53698783">
+    <w:abstractNumId w:val="4"/>
+  </w:num>
+  <w:num w:numId="17" w16cid:durableId="345013190">
+    <w:abstractNumId w:val="15"/>
+  </w:num>
+  <w:num w:numId="18" w16cid:durableId="1046026390">
+    <w:abstractNumId w:val="7"/>
+  </w:num>
+  <w:num w:numId="19" w16cid:durableId="1832410162">
+    <w:abstractNumId w:val="11"/>
+  </w:num>
+  <w:num w:numId="20" w16cid:durableId="1486630922">
+    <w:abstractNumId w:val="9"/>
+  </w:num>
+  <w:num w:numId="21" w16cid:durableId="341712125">
+    <w:abstractNumId w:val="19"/>
   </w:num>
 </w:numbering>
 </file>
